--- a/assignments/제출용/식용작물학1_결과보고서_제출용.docx
+++ b/assignments/제출용/식용작물학1_결과보고서_제출용.docx
@@ -1761,7 +1761,7 @@
     <w:qFormat/>
     <w:rsid w:val="00FC693F"/>
     <w:pPr>
-      <w:spacing w:line="324" w:lineRule="auto" w:after="0" w:before="0"/>
+      <w:spacing w:line="360" w:lineRule="auto" w:after="0" w:before="0"/>
     </w:pPr>
     <w:rPr>
       <w:rFonts w:ascii="바탕" w:hAnsi="바탕" w:eastAsia="바탕"/>

--- a/assignments/제출용/식용작물학1_결과보고서_제출용.docx
+++ b/assignments/제출용/식용작물학1_결과보고서_제출용.docx
@@ -377,7 +377,7 @@
     </w:tbl>
     <w:p>
       <w:pPr>
-        <w:spacing w:before="200" w:after="40" w:line="240" w:lineRule="auto"/>
+        <w:spacing w:before="200" w:after="0" w:line="240" w:lineRule="auto"/>
         <w:jc w:val="left"/>
       </w:pPr>
       <w:r>
@@ -438,14 +438,14 @@
     <w:p>
       <w:pPr>
         <w:widowControl/>
-        <w:spacing w:after="50" w:before="0"/>
+        <w:spacing w:after="0" w:before="0"/>
         <w:ind w:firstLine="220"/>
         <w:jc w:val="both"/>
       </w:pPr>
       <w:r>
         <w:rPr>
           <w:rFonts w:ascii="맑은 고딕" w:hAnsi="맑은 고딕"/>
-          <w:sz w:val="20"/>
+          <w:sz w:val="22"/>
         </w:rPr>
         <w:t>국가데이터처 KOSIS 「농작물생산조사」의 ‘서류생산량(생서)’ 통계에서 2005년부터 2024년까지 전국 감자의 재배면적, 단수, 총생산량을 비교했습니다. 2025년은 감자 합계 수치가 공표되지 않아 제외했습니다.</w:t>
       </w:r>
@@ -460,7 +460,7 @@
       <w:r>
         <w:rPr>
           <w:rFonts w:ascii="맑은 고딕" w:hAnsi="맑은 고딕"/>
-          <w:sz w:val="20"/>
+          <w:sz w:val="22"/>
         </w:rPr>
         <w:t>Excel로 2005년 기준 지수와 전년 대비 변화율을 계산해 재배면적과 단수의 영향을 비교했습니다.</w:t>
       </w:r>
@@ -944,7 +944,7 @@
             <w:r>
               <w:drawing xmlns:a="http://schemas.openxmlformats.org/drawingml/2006/main" xmlns:c="http://schemas.openxmlformats.org/drawingml/2006/chart">
                 <wp:inline distT="0" distB="0" distL="0" distR="0">
-                  <wp:extent cx="2988000" cy="1980000"/>
+                  <wp:extent cx="2988000" cy="1584000"/>
                   <wp:effectExtent l="0" t="0" r="0" b="0"/>
                   <wp:docPr id="1001" name="Chart 1"/>
                   <wp:cNvGraphicFramePr/>
@@ -970,7 +970,7 @@
             <w:r>
               <w:drawing xmlns:a="http://schemas.openxmlformats.org/drawingml/2006/main" xmlns:c="http://schemas.openxmlformats.org/drawingml/2006/chart">
                 <wp:inline distT="0" distB="0" distL="0" distR="0">
-                  <wp:extent cx="2988000" cy="1980000"/>
+                  <wp:extent cx="2988000" cy="1584000"/>
                   <wp:effectExtent l="0" t="0" r="0" b="0"/>
                   <wp:docPr id="1002" name="Chart 2"/>
                   <wp:cNvGraphicFramePr/>
@@ -994,7 +994,7 @@
       <w:r>
         <w:drawing xmlns:a="http://schemas.openxmlformats.org/drawingml/2006/main" xmlns:c="http://schemas.openxmlformats.org/drawingml/2006/chart">
           <wp:inline distT="0" distB="0" distL="0" distR="0">
-            <wp:extent cx="5940000" cy="2232000"/>
+            <wp:extent cx="5940000" cy="1800000"/>
             <wp:effectExtent l="0" t="0" r="0" b="0"/>
             <wp:docPr id="1003" name="Chart 3"/>
             <wp:cNvGraphicFramePr/>
@@ -1010,7 +1010,7 @@
     <w:p>
       <w:pPr>
         <w:keepNext/>
-        <w:pageBreakBefore/>
+        <w:pageBreakBefore w:val="0"/>
         <w:spacing w:after="40" w:before="120"/>
         <w:jc w:val="left"/>
       </w:pPr>
@@ -1038,14 +1038,14 @@
     <w:p>
       <w:pPr>
         <w:widowControl/>
-        <w:spacing w:after="50" w:before="0"/>
+        <w:spacing w:after="0" w:before="0"/>
         <w:ind w:firstLine="220"/>
         <w:jc w:val="both"/>
       </w:pPr>
       <w:r>
         <w:rPr>
           <w:rFonts w:ascii="맑은 고딕" w:hAnsi="맑은 고딕"/>
-          <w:sz w:val="20"/>
+          <w:sz w:val="22"/>
         </w:rPr>
         <w:t>감자 재배면적은 2005년 32,728ha에서 2024년 23,969ha로 26.8% 감소했습니다. 그래프 1을 보면 2006~2007년에 크게 줄어든 뒤에도 2005년 수준을 회복하지 못했고, 2022년에는 20,088ha로 가장 적었습니다. 저는 감소 폭보다 이런 흐름이 오래 이어졌다는 점에 주목했습니다. 한 해의 작황이 나빠 생산량이 줄어든 문제와는 달리, 감자를 재배하는 규모 자체가 작아진 이유를 살펴봐야 하기 때문입니다.</w:t>
       </w:r>
@@ -1053,14 +1053,14 @@
     <w:p>
       <w:pPr>
         <w:widowControl/>
-        <w:spacing w:after="50" w:before="0"/>
+        <w:spacing w:after="0" w:before="0"/>
         <w:ind w:firstLine="220"/>
         <w:jc w:val="both"/>
       </w:pPr>
       <w:r>
         <w:rPr>
           <w:rFonts w:ascii="맑은 고딕" w:hAnsi="맑은 고딕"/>
-          <w:sz w:val="20"/>
+          <w:sz w:val="22"/>
         </w:rPr>
         <w:t>지역별로는 제주특별자치도의 재배면적이 6,174ha에서 1,803ha로 줄었습니다. 감소 면적은 4,371ha로 전국 감소분 8,759ha의 약 절반입니다. 전국 감소분의 절반이 한 지역에 집중된 만큼, 지역별 사정을 확인하지 않고 일률적인 대책부터 세우는 것은 성급하다고 생각합니다. 다만 면적 통계만으로는 제주에서 감자 재배가 줄어든 이유까지 알 수 없습니다.</w:t>
       </w:r>
@@ -1081,14 +1081,14 @@
     <w:p>
       <w:pPr>
         <w:widowControl/>
-        <w:spacing w:after="50" w:before="0"/>
+        <w:spacing w:after="0" w:before="0"/>
         <w:ind w:firstLine="220"/>
         <w:jc w:val="both"/>
       </w:pPr>
       <w:r>
         <w:rPr>
           <w:rFonts w:ascii="맑은 고딕" w:hAnsi="맑은 고딕"/>
-          <w:sz w:val="20"/>
+          <w:sz w:val="22"/>
         </w:rPr>
         <w:t>단수는 2005년 2,732kg/10a에서 2024년 2,474kg/10a로 9.4% 줄었습니다. 재배면적에 비해 감소 폭은 작지만 연도별 차이는 컸습니다. 2008년에는 2,943kg/10a로 가장 높았고, 2017년에는 2,225kg/10a로 가장 낮았습니다. 일정한 속도로 감소했다기보다 해마다 작황이 달랐다고 보는 편이 적절합니다.</w:t>
       </w:r>
@@ -1096,14 +1096,14 @@
     <w:p>
       <w:pPr>
         <w:widowControl/>
-        <w:spacing w:after="50" w:before="0"/>
+        <w:spacing w:after="0" w:before="0"/>
         <w:ind w:firstLine="220"/>
         <w:jc w:val="both"/>
       </w:pPr>
       <w:r>
         <w:rPr>
           <w:rFonts w:ascii="맑은 고딕" w:hAnsi="맑은 고딕"/>
-          <w:sz w:val="20"/>
+          <w:sz w:val="22"/>
         </w:rPr>
         <w:t>총생산량은 894,215톤에서 593,017톤으로 33.7% 감소했습니다. 재배면적이 가장 적었던 해는 2022년이지만, 생산량이 가장 적었던 해는 2017년(466,755톤)이었습니다. 이 해에는 단수도 최저치를 기록했습니다. 장기적으로는 재배면적 축소가 큰 영향을 주었지만, 개별 연도의 생산량은 단수에 따라 크게 달라졌습니다. 따라서 재배면적만으로 그해의 수확량을 예상하는 데에는 무리가 있습니다.</w:t>
       </w:r>
@@ -1124,14 +1124,14 @@
     <w:p>
       <w:pPr>
         <w:widowControl/>
-        <w:spacing w:after="50" w:before="0"/>
+        <w:spacing w:after="0" w:before="0"/>
         <w:ind w:firstLine="220"/>
         <w:jc w:val="both"/>
       </w:pPr>
       <w:r>
         <w:rPr>
           <w:rFonts w:ascii="맑은 고딕" w:hAnsi="맑은 고딕"/>
-          <w:sz w:val="20"/>
+          <w:sz w:val="22"/>
         </w:rPr>
         <w:t>표 1에서 재배면적은 26.8%, 단수는 9.4% 감소했습니다. 그래프 3에서도 생산량 지수는 대체로 재배면적 지수와 비슷한 흐름을 보였습니다. 지난 20년간 생산량이 33.7% 줄어든 데에는 단수 하락보다 재배면적 축소가 더 크게 작용했다고 판단했습니다.</w:t>
       </w:r>
@@ -1139,14 +1139,14 @@
     <w:p>
       <w:pPr>
         <w:widowControl/>
-        <w:spacing w:after="50" w:before="0"/>
+        <w:spacing w:after="0" w:before="0"/>
         <w:ind w:firstLine="220"/>
         <w:jc w:val="both"/>
       </w:pPr>
       <w:r>
         <w:rPr>
           <w:rFonts w:ascii="맑은 고딕" w:hAnsi="맑은 고딕"/>
-          <w:sz w:val="20"/>
+          <w:sz w:val="22"/>
         </w:rPr>
         <w:t>2024년 재배면적에서 2005년의 생산량을 내려면 단수가 얼마나 높아져야 하는지도 계산했습니다. 필요한 단수는 약 3,731kg/10a로, 분석 기간 중 가장 높았던 2008년의 2,943kg/10a보다 약 27% 높은 수준입니다. 저는 이 차이 때문에 단수 향상만을 생산량 회복의 해법으로 제시하기 어렵다고 봅니다. 농가가 감자 재배면적을 유지할 수 있는 조건도 함께 살펴야 합니다.</w:t>
       </w:r>
@@ -1154,14 +1154,14 @@
     <w:p>
       <w:pPr>
         <w:widowControl/>
-        <w:spacing w:after="50" w:before="0"/>
+        <w:spacing w:after="0" w:before="0"/>
         <w:ind w:firstLine="220"/>
         <w:jc w:val="both"/>
       </w:pPr>
       <w:r>
         <w:rPr>
           <w:rFonts w:ascii="맑은 고딕" w:hAnsi="맑은 고딕"/>
-          <w:sz w:val="20"/>
+          <w:sz w:val="22"/>
         </w:rPr>
         <w:t>재배면적은 농가의 작목 선택과도 관련이 있을 수 있습니다. 2011년 보도에는 전년도 감자 가격이 하락한 뒤 제주 지역에서 당근이나 무로 작목을 전환한 사례가 소개됐습니다(경북매일신문, 2011.10.25). 실제로 2011년 가을감자 재배면적은 전년보다 19.0% 감소했습니다. 이 사례에서는 가격 변동이 당장의 판매 수익뿐 아니라 다음 해 재배면적에도 영향을 줄 수 있다는 점을 생각하게 됐습니다.</w:t>
       </w:r>
@@ -1169,14 +1169,14 @@
     <w:p>
       <w:pPr>
         <w:widowControl/>
-        <w:spacing w:after="50" w:before="0"/>
+        <w:spacing w:after="0" w:before="0"/>
         <w:ind w:firstLine="220"/>
         <w:jc w:val="both"/>
       </w:pPr>
       <w:r>
         <w:rPr>
           <w:rFonts w:ascii="맑은 고딕" w:hAnsi="맑은 고딕"/>
-          <w:sz w:val="20"/>
+          <w:sz w:val="22"/>
         </w:rPr>
         <w:t>물론 이 사례만으로 제주 지역의 20년간 재배면적 감소를 모두 설명할 수는 없습니다. 다른 작목의 수익성이나 생산비, 지역별 재배 여건도 함께 살펴야 합니다. 다만 감자 재배를 늘리려면 생산량을 높이는 방법뿐 아니라 농가가 다음 해에도 감자를 선택할 만한 경제적 조건이 갖춰져 있는지 따져 볼 필요가 있습니다.</w:t>
       </w:r>
@@ -1184,7 +1184,7 @@
     <w:p>
       <w:pPr>
         <w:keepNext/>
-        <w:pageBreakBefore/>
+        <w:pageBreakBefore w:val="0"/>
         <w:spacing w:after="0" w:before="40"/>
         <w:jc w:val="left"/>
       </w:pPr>
@@ -1198,14 +1198,14 @@
     <w:p>
       <w:pPr>
         <w:widowControl/>
-        <w:spacing w:after="50" w:before="0"/>
+        <w:spacing w:after="0" w:before="0"/>
         <w:ind w:firstLine="220"/>
         <w:jc w:val="both"/>
       </w:pPr>
       <w:r>
         <w:rPr>
           <w:rFonts w:ascii="맑은 고딕" w:hAnsi="맑은 고딕"/>
-          <w:sz w:val="20"/>
+          <w:sz w:val="22"/>
         </w:rPr>
         <w:t>2006년에는 총생산량이 전년보다 29.4% 감소했습니다. 재배면적은 26.8% 줄었지만 단수는 3.6% 감소하는 데 그쳤습니다. 일반봄감자와 가을감자의 재배면적도 각각 25.3%, 39.5% 줄었습니다. 이때는 단수보다 재배면적 변화가 생산량 감소를 주도했습니다. 어떤 재배기술이 부족했는지를 논하기에 앞서 왜 감자를 심는 면적이 갑자기 줄었는지부터 살펴봐야 할 상황입니다.</w:t>
       </w:r>
@@ -1213,14 +1213,14 @@
     <w:p>
       <w:pPr>
         <w:widowControl/>
-        <w:spacing w:after="50" w:before="0"/>
+        <w:spacing w:after="0" w:before="0"/>
         <w:ind w:firstLine="220"/>
         <w:jc w:val="both"/>
       </w:pPr>
       <w:r>
         <w:rPr>
           <w:rFonts w:ascii="맑은 고딕" w:hAnsi="맑은 고딕"/>
-          <w:sz w:val="20"/>
+          <w:sz w:val="22"/>
         </w:rPr>
         <w:t>다만 2006년 재배면적 급감의 원인은 이번 통계에서 확인하지 못했습니다. 생산량 감소에 크게 작용한 요인과 그 요인이 달라진 이유는 구분해서 판단해야 한다고 생각합니다.</w:t>
       </w:r>
@@ -1228,14 +1228,14 @@
     <w:p>
       <w:pPr>
         <w:widowControl/>
-        <w:spacing w:after="50" w:before="0"/>
+        <w:spacing w:after="0" w:before="0"/>
         <w:ind w:firstLine="220"/>
         <w:jc w:val="both"/>
       </w:pPr>
       <w:r>
         <w:rPr>
           <w:rFonts w:ascii="맑은 고딕" w:hAnsi="맑은 고딕"/>
-          <w:sz w:val="20"/>
+          <w:sz w:val="22"/>
         </w:rPr>
         <w:t>반면 2017년은 재배면적이 4.7% 감소한 데 비해 단수가 11.9% 떨어졌습니다. 총생산량은 16.0% 줄었고, 일반봄감자의 단수도 2,152kg/10a로 분석 기간 중 가장 낮았습니다. 2006년과 달리 이 해에는 재배면적보다 수확량을 떨어뜨린 생육·재배 조건을 먼저 살펴야 합니다. 다만 어떤 기상 요인이 작황 부진에 결정적으로 작용했는지는 자료만으로 판단하기 어렵습니다.</w:t>
       </w:r>
@@ -1243,14 +1243,14 @@
     <w:p>
       <w:pPr>
         <w:widowControl/>
-        <w:spacing w:after="50" w:before="0"/>
+        <w:spacing w:after="0" w:before="0"/>
         <w:ind w:firstLine="220"/>
         <w:jc w:val="both"/>
       </w:pPr>
       <w:r>
         <w:rPr>
           <w:rFonts w:ascii="맑은 고딕" w:hAnsi="맑은 고딕"/>
-          <w:sz w:val="20"/>
+          <w:sz w:val="22"/>
         </w:rPr>
         <w:t>비즈워치는 2017년의 작황 부진과 2018년의 한파 이후 감자 가격이 상승했다고 보도했습니다(2018.5.9). 생산량이 줄면 가격에도 영향을 줄 수 있으므로 단수 변화는 농가의 문제에만 그치지 않습니다. 다만 기사에 나온 2017년 생산량 감소율(20.7%)은 이번 KOSIS 자료(16.0%)와 달라, 감소율 비교에는 KOSIS 수치를 사용했습니다.</w:t>
       </w:r>
@@ -1258,14 +1258,14 @@
     <w:p>
       <w:pPr>
         <w:widowControl/>
-        <w:spacing w:after="50" w:before="0"/>
+        <w:spacing w:after="0" w:before="0"/>
         <w:ind w:firstLine="220"/>
         <w:jc w:val="both"/>
       </w:pPr>
       <w:r>
         <w:rPr>
           <w:rFonts w:ascii="맑은 고딕" w:hAnsi="맑은 고딕"/>
-          <w:sz w:val="20"/>
+          <w:sz w:val="22"/>
         </w:rPr>
         <w:t>2018년과 2019년의 재배면적은 각각 11.6%, 14.6% 증가했습니다. 가격 상승이 재배 확대에 영향을 주었을 가능성은 있으나, 이를 확인하려면 작목별 수익성 자료가 더 필요합니다. 다만 농가가 전년도 가격에 따라 재배면적을 자주 바꾼다면 공급과 가격도 함께 흔들릴 수 있습니다. 저는 단수를 높이는 기술과 더불어 농가의 가격·소득 위험을 줄이는 방법도 논의할 필요가 있다고 생각합니다.</w:t>
       </w:r>
@@ -1287,14 +1287,14 @@
     <w:p>
       <w:pPr>
         <w:widowControl/>
-        <w:spacing w:after="50" w:before="0"/>
+        <w:spacing w:after="0" w:before="0"/>
         <w:ind w:firstLine="220"/>
         <w:jc w:val="both"/>
       </w:pPr>
       <w:r>
         <w:rPr>
           <w:rFonts w:ascii="맑은 고딕" w:hAnsi="맑은 고딕"/>
-          <w:sz w:val="20"/>
+          <w:sz w:val="22"/>
         </w:rPr>
         <w:t>이번 통계에서 가장 눈에 띈 것은 생산량이 33.7% 줄었다는 결과보다 재배면적이 장기간 회복되지 않았다는 사실입니다. 2024년 면적에서 2005년 생산량을 얻으려면 지난 20년간 최고 단수보다도 높은 수확량이 필요합니다. 단수 개선만으로 해결하기 어렵다는 판단을 하게 된 이유입니다. 반면 2017년처럼 단수가 크게 떨어진 해에는 재배면적이 많이 변하지 않아도 생산량이 급감했습니다.</w:t>
       </w:r>
@@ -1302,14 +1302,14 @@
     <w:p>
       <w:pPr>
         <w:widowControl/>
-        <w:spacing w:after="50" w:before="0"/>
+        <w:spacing w:after="0" w:before="0"/>
         <w:ind w:firstLine="220"/>
         <w:jc w:val="both"/>
       </w:pPr>
       <w:r>
         <w:rPr>
           <w:rFonts w:ascii="맑은 고딕" w:hAnsi="맑은 고딕"/>
-          <w:sz w:val="20"/>
+          <w:sz w:val="22"/>
         </w:rPr>
         <w:t>창고에서 물량 데이터를 다루다 보면 전체 물량이 줄었다는 숫자보다 어디에서 차이가 났는지를 먼저 살펴보게 됩니다. 감자도 마찬가지였습니다. 장기간 줄어든 재배면적을 단수 문제로만 설명한다면 농가가 감자를 덜 심게 된 이유는 놓치게 됩니다.</w:t>
       </w:r>
@@ -1317,14 +1317,14 @@
     <w:p>
       <w:pPr>
         <w:widowControl/>
-        <w:spacing w:after="50" w:before="0"/>
+        <w:spacing w:after="0" w:before="0"/>
         <w:ind w:firstLine="220"/>
         <w:jc w:val="both"/>
       </w:pPr>
       <w:r>
         <w:rPr>
           <w:rFonts w:ascii="맑은 고딕" w:hAnsi="맑은 고딕"/>
-          <w:sz w:val="20"/>
+          <w:sz w:val="22"/>
         </w:rPr>
         <w:t>저는 단수 향상만을 앞세우는 대책은 충분하지 않다고 봅니다. 재배면적 감소의 영향이 더 컸고, 그 감소분도 제주 지역에 상당 부분 집중돼 있었기 때문입니다. 우선 면적이 크게 줄어든 지역에서 농가가 감자 재배를 줄인 이유부터 조사해야 합니다. 이와 별도로 2017년처럼 단수가 급감한 해에는 작황이 나빠진 원인과 재배 관리 방법을 살펴야 할 것입니다. 생산량 감소를 하나의 문제로 묶기보다 원인에 맞게 접근하는 것이 이번 분석에서 내린 결론입니다.</w:t>
       </w:r>
@@ -1346,14 +1346,14 @@
     <w:p>
       <w:pPr>
         <w:keepNext/>
-        <w:spacing w:after="0" w:before="0" w:line="312" w:lineRule="auto"/>
+        <w:spacing w:after="20" w:before="0" w:line="240" w:lineRule="auto"/>
         <w:ind w:hanging="240" w:left="240"/>
         <w:jc w:val="left"/>
       </w:pPr>
       <w:r>
         <w:rPr>
           <w:b w:val="0"/>
-          <w:sz w:val="19"/>
+          <w:sz w:val="18"/>
         </w:rPr>
         <w:t>국가데이터처, 「농작물생산조사」 통계표 '서류생산량(생서)', KOSIS 국가통계포털(kosis.kr), 2026.10.10. 다운로드.</w:t>
       </w:r>
@@ -1361,28 +1361,28 @@
     <w:p>
       <w:pPr>
         <w:keepNext/>
-        <w:spacing w:after="0" w:before="0" w:line="312" w:lineRule="auto"/>
+        <w:spacing w:after="20" w:before="0" w:line="240" w:lineRule="auto"/>
         <w:ind w:hanging="240" w:left="240"/>
         <w:jc w:val="left"/>
       </w:pPr>
       <w:r>
         <w:rPr>
           <w:b w:val="0"/>
-          <w:sz w:val="19"/>
+          <w:sz w:val="18"/>
         </w:rPr>
         <w:t>경북매일신문(2011.10.25). 「감자 가격 급등… 생산량 줄어」(윤경보 기자). https://kbmaeil.com/article/201110250017072</w:t>
       </w:r>
     </w:p>
     <w:p>
       <w:pPr>
-        <w:spacing w:after="0" w:before="0" w:line="312" w:lineRule="auto"/>
+        <w:spacing w:after="20" w:before="0" w:line="240" w:lineRule="auto"/>
         <w:ind w:hanging="240" w:left="240"/>
         <w:jc w:val="left"/>
       </w:pPr>
       <w:r>
         <w:rPr>
           <w:b w:val="0"/>
-          <w:sz w:val="19"/>
+          <w:sz w:val="18"/>
         </w:rPr>
         <w:t>비즈워치(2018.5.9). 「[핀셋] 감자?금자!① 감자전 한 장 1만5000원 된 사연」(정재웅 기자). https://news.bizwatch.co.kr/article/consumer/2018/05/08/0011</w:t>
       </w:r>

--- a/assignments/제출용/식용작물학1_결과보고서_제출용.docx
+++ b/assignments/제출용/식용작물학1_결과보고서_제출용.docx
@@ -4,50 +4,108 @@
   <w:body>
     <w:p>
       <w:pPr>
-        <w:spacing w:before="0" w:after="0" w:line="240" w:lineRule="auto"/>
-        <w:jc w:val="left"/>
-      </w:pPr>
-    </w:p>
-    <w:p>
-      <w:pPr>
-        <w:spacing w:before="0" w:after="0" w:line="240" w:lineRule="auto"/>
-        <w:jc w:val="left"/>
-      </w:pPr>
-    </w:p>
-    <w:p>
-      <w:pPr>
-        <w:spacing w:before="0" w:after="0" w:line="240" w:lineRule="auto"/>
-        <w:jc w:val="left"/>
-      </w:pPr>
-    </w:p>
-    <w:p>
-      <w:pPr>
-        <w:spacing w:before="0" w:after="280" w:line="240" w:lineRule="auto"/>
+        <w:widowControl w:val="0"/>
+        <w:autoSpaceDE w:val="0"/>
+        <w:snapToGrid w:val="0"/>
+        <w:spacing w:before="0" w:after="0" w:line="384" w:lineRule="auto"/>
+        <w:ind w:left="0" w:right="0" w:firstLine="0"/>
         <w:jc w:val="center"/>
+        <w:textAlignment w:val="baseline"/>
+        <w:rPr>
+          <w:rFonts w:ascii="HY헤드라인M" w:hAnsi="HY헤드라인M" w:eastAsia="HY헤드라인M" w:cs="Times New Roman"/>
+          <w:b w:val="0"/>
+          <w:bCs w:val="0"/>
+          <w:i w:val="0"/>
+          <w:color w:val="000000"/>
+          <w:kern w:val="2"/>
+          <w:sz w:val="40"/>
+          <w:szCs w:val="22"/>
+        </w:rPr>
       </w:pPr>
       <w:r>
         <w:rPr>
-          <w:rFonts w:ascii="굴림" w:hAnsi="굴림" w:eastAsia="굴림"/>
-          <w:b/>
+          <w:rFonts w:ascii="HY헤드라인M" w:hAnsi="HY헤드라인M" w:eastAsia="HY헤드라인M" w:cs="Times New Roman"/>
+          <w:b w:val="0"/>
+          <w:bCs w:val="0"/>
+          <w:i w:val="0"/>
+          <w:color w:val="000000"/>
+          <w:kern w:val="2"/>
           <w:sz w:val="40"/>
+          <w:szCs w:val="22"/>
         </w:rPr>
-        <w:t>2026  학년도  2  학기 중간과제물</w:t>
+        <w:t xml:space="preserve">2026  </w:t>
       </w:r>
       <w:r>
         <w:rPr>
-          <w:rFonts w:ascii="굴림" w:hAnsi="굴림" w:eastAsia="굴림"/>
-          <w:b/>
-          <w:color w:val="0000FF"/>
+          <w:rFonts w:ascii="HY헤드라인M" w:hAnsi="HY헤드라인M" w:eastAsia="HY헤드라인M" w:cs="Times New Roman"/>
+          <w:b w:val="0"/>
+          <w:bCs w:val="0"/>
+          <w:i w:val="0"/>
+          <w:color w:val="000000"/>
+          <w:kern w:val="2"/>
           <w:sz w:val="40"/>
+          <w:szCs w:val="22"/>
         </w:rPr>
-        <w:t>(온라인 제출용)</w:t>
+        <w:t xml:space="preserve">학년도  2학기 </w:t>
+      </w:r>
+      <w:r>
+        <w:rPr>
+          <w:rFonts w:ascii="HY헤드라인M" w:hAnsi="HY헤드라인M" w:eastAsia="HY헤드라인M" w:cs="Times New Roman"/>
+          <w:b w:val="0"/>
+          <w:bCs w:val="0"/>
+          <w:i w:val="0"/>
+          <w:color w:val="000000"/>
+          <w:kern w:val="2"/>
+          <w:sz w:val="40"/>
+          <w:szCs w:val="22"/>
+        </w:rPr>
+        <w:t xml:space="preserve">중간과제물</w:t>
+      </w:r>
+      <w:r>
+        <w:rPr>
+          <w:rFonts w:ascii="HY헤드라인M" w:hAnsi="HY헤드라인M" w:eastAsia="HY헤드라인M" w:cs="Times New Roman"/>
+          <w:b w:val="0"/>
+          <w:bCs w:val="0"/>
+          <w:i w:val="0"/>
+          <w:color w:val="000000"/>
+          <w:kern w:val="2"/>
+          <w:sz w:val="40"/>
+          <w:szCs w:val="22"/>
+        </w:rPr>
+        <w:t xml:space="preserve">(</w:t>
+      </w:r>
+      <w:r>
+        <w:rPr>
+          <w:rFonts w:ascii="HY헤드라인M" w:hAnsi="HY헤드라인M" w:eastAsia="HY헤드라인M" w:cs="Times New Roman"/>
+          <w:b w:val="0"/>
+          <w:bCs w:val="0"/>
+          <w:i w:val="0"/>
+          <w:color w:val="000000"/>
+          <w:kern w:val="2"/>
+          <w:sz w:val="40"/>
+          <w:szCs w:val="22"/>
+        </w:rPr>
+        <w:t xml:space="preserve">온라인 제출용</w:t>
+      </w:r>
+      <w:r>
+        <w:rPr>
+          <w:rFonts w:ascii="HY헤드라인M" w:hAnsi="HY헤드라인M" w:eastAsia="HY헤드라인M" w:cs="Times New Roman"/>
+          <w:b w:val="0"/>
+          <w:bCs w:val="0"/>
+          <w:i w:val="0"/>
+          <w:color w:val="000000"/>
+          <w:kern w:val="2"/>
+          <w:sz w:val="40"/>
+          <w:szCs w:val="22"/>
+        </w:rPr>
+        <w:t xml:space="preserve">)</w:t>
       </w:r>
     </w:p>
     <w:tbl>
       <w:tblPr>
-        <w:tblW w:type="dxa" w:w="8390"/>
+        <w:tblW w:w="9520" w:type="dxa"/>
         <w:jc w:val="left"/>
-        <w:tblLook w:firstColumn="1" w:firstRow="1" w:lastColumn="0" w:lastRow="0" w:noHBand="0" w:noVBand="1" w:val="04A0"/>
+        <w:tblInd w:w="102" w:type="dxa"/>
         <w:tblBorders>
           <w:top w:val="nil"/>
           <w:left w:val="nil"/>
@@ -57,355 +115,942 @@
           <w:insideV w:val="nil"/>
         </w:tblBorders>
         <w:tblLayout w:type="fixed"/>
+        <w:tblCellMar>
+          <w:top w:w="28" w:type="dxa"/>
+          <w:left w:w="102" w:type="dxa"/>
+          <w:bottom w:w="28" w:type="dxa"/>
+          <w:right w:w="102" w:type="dxa"/>
+        </w:tblCellMar>
+        <w:tblLook w:val="0000" w:firstRow="0" w:lastRow="0" w:firstColumn="0" w:lastColumn="0" w:noHBand="0" w:noVBand="0"/>
       </w:tblPr>
       <w:tblGrid>
-        <w:gridCol w:w="453"/>
-        <w:gridCol w:w="2267"/>
-        <w:gridCol w:w="5669"/>
+        <w:gridCol w:w="427"/>
+        <w:gridCol w:w="1549"/>
+        <w:gridCol w:w="259"/>
+        <w:gridCol w:w="7285"/>
       </w:tblGrid>
       <w:tr>
+        <w:trPr>
+          <w:trHeight w:val="266" w:hRule="atLeast"/>
+        </w:trPr>
         <w:tc>
           <w:tcPr>
-            <w:tcW w:type="dxa" w:w="454"/>
+            <w:tcW w:w="427" w:type="dxa"/>
+            <w:tcBorders>
+              <w:top w:val="single" w:sz="2" w:space="0" w:color="000000"/>
+              <w:left w:val="single" w:sz="2" w:space="0" w:color="000000"/>
+            </w:tcBorders>
             <w:vAlign w:val="center"/>
           </w:tcPr>
           <w:p>
             <w:pPr>
-              <w:spacing w:line="240" w:lineRule="auto"/>
+              <w:widowControl w:val="0"/>
+              <w:autoSpaceDE w:val="0"/>
+              <w:snapToGrid w:val="0"/>
+              <w:spacing w:before="0" w:after="0" w:line="240" w:lineRule="auto"/>
+              <w:ind w:left="0" w:right="0" w:firstLine="0"/>
+              <w:jc w:val="both"/>
+              <w:textAlignment w:val="baseline"/>
+              <w:rPr>
+                <w:rFonts w:ascii="바탕" w:hAnsi="바탕" w:eastAsia="바탕" w:cs="Times New Roman"/>
+                <w:b w:val="0"/>
+                <w:bCs w:val="0"/>
+                <w:i w:val="0"/>
+                <w:color w:val="000000"/>
+                <w:kern w:val="2"/>
+                <w:sz w:val="24"/>
+                <w:szCs w:val="22"/>
+              </w:rPr>
             </w:pPr>
             <w:r>
               <w:rPr>
-                <w:rFonts w:ascii="굴림" w:hAnsi="굴림" w:eastAsia="굴림"/>
-                <w:b/>
-                <w:sz w:val="26"/>
+                <w:rFonts w:ascii="바탕" w:hAnsi="바탕" w:eastAsia="바탕" w:cs="Times New Roman"/>
+                <w:b w:val="0"/>
+                <w:bCs w:val="0"/>
+                <w:i w:val="0"/>
+                <w:color w:val="000000"/>
+                <w:kern w:val="2"/>
+                <w:sz w:val="24"/>
+                <w:szCs w:val="22"/>
               </w:rPr>
-              <w:t>❍</w:t>
+              <w:t xml:space="preserve"></w:t>
             </w:r>
           </w:p>
         </w:tc>
         <w:tc>
           <w:tcPr>
-            <w:tcW w:type="dxa" w:w="2268"/>
+            <w:tcW w:w="1549" w:type="dxa"/>
+            <w:tcBorders>
+              <w:top w:val="single" w:sz="2" w:space="0" w:color="000000"/>
+            </w:tcBorders>
             <w:vAlign w:val="center"/>
           </w:tcPr>
           <w:p>
             <w:pPr>
-              <w:spacing w:line="240" w:lineRule="auto"/>
+              <w:widowControl w:val="0"/>
+              <w:autoSpaceDE w:val="0"/>
+              <w:snapToGrid w:val="0"/>
+              <w:spacing w:before="0" w:after="0" w:line="240" w:lineRule="auto"/>
+              <w:ind w:left="0" w:right="0" w:firstLine="0"/>
               <w:jc w:val="distribute"/>
+              <w:textAlignment w:val="baseline"/>
+              <w:rPr>
+                <w:rFonts w:ascii="바탕" w:hAnsi="바탕" w:eastAsia="맑은 고딕" w:cs="Times New Roman"/>
+                <w:b/>
+                <w:bCs w:val="0"/>
+                <w:i w:val="0"/>
+                <w:color w:val="000000"/>
+                <w:kern w:val="2"/>
+                <w:sz w:val="24"/>
+                <w:szCs w:val="22"/>
+              </w:rPr>
             </w:pPr>
             <w:r>
               <w:rPr>
-                <w:rFonts w:ascii="굴림" w:hAnsi="굴림" w:eastAsia="굴림"/>
+                <w:rFonts w:ascii="바탕" w:hAnsi="바탕" w:eastAsia="맑은 고딕" w:cs="Times New Roman"/>
                 <w:b/>
-                <w:sz w:val="26"/>
+                <w:bCs w:val="0"/>
+                <w:i w:val="0"/>
+                <w:color w:val="000000"/>
+                <w:kern w:val="2"/>
+                <w:sz w:val="24"/>
+                <w:szCs w:val="22"/>
               </w:rPr>
-              <w:t>교 과 목 명</w:t>
+              <w:t xml:space="preserve">교과목명</w:t>
             </w:r>
           </w:p>
         </w:tc>
         <w:tc>
           <w:tcPr>
-            <w:tcW w:type="dxa" w:w="5669"/>
+            <w:tcW w:w="259" w:type="dxa"/>
+            <w:tcBorders>
+              <w:top w:val="single" w:sz="2" w:space="0" w:color="000000"/>
+            </w:tcBorders>
             <w:vAlign w:val="center"/>
           </w:tcPr>
           <w:p>
             <w:pPr>
-              <w:spacing w:line="240" w:lineRule="auto"/>
+              <w:widowControl w:val="0"/>
+              <w:autoSpaceDE w:val="0"/>
+              <w:snapToGrid w:val="0"/>
+              <w:spacing w:before="0" w:after="0" w:line="240" w:lineRule="auto"/>
+              <w:ind w:left="0" w:right="0" w:firstLine="0"/>
+              <w:jc w:val="both"/>
+              <w:textAlignment w:val="baseline"/>
+              <w:rPr>
+                <w:rFonts w:ascii="맑은 고딕" w:hAnsi="맑은 고딕" w:eastAsia="바탕" w:cs="Times New Roman"/>
+                <w:b w:val="0"/>
+                <w:bCs w:val="0"/>
+                <w:i w:val="0"/>
+                <w:color w:val="000000"/>
+                <w:kern w:val="2"/>
+                <w:sz w:val="24"/>
+                <w:szCs w:val="22"/>
+              </w:rPr>
             </w:pPr>
             <w:r>
               <w:rPr>
-                <w:rFonts w:ascii="굴림" w:hAnsi="굴림" w:eastAsia="굴림"/>
+                <w:rFonts w:ascii="맑은 고딕" w:hAnsi="맑은 고딕" w:eastAsia="바탕" w:cs="Times New Roman"/>
                 <w:b w:val="0"/>
-                <w:sz w:val="26"/>
+                <w:bCs w:val="0"/>
+                <w:i w:val="0"/>
+                <w:color w:val="000000"/>
+                <w:kern w:val="2"/>
+                <w:sz w:val="24"/>
+                <w:szCs w:val="22"/>
               </w:rPr>
-              <w:t xml:space="preserve"> :  식용작물학1</w:t>
+              <w:t xml:space="preserve">:</w:t>
+            </w:r>
+          </w:p>
+        </w:tc>
+        <w:tc>
+          <w:tcPr>
+            <w:tcW w:w="7285" w:type="dxa"/>
+            <w:tcBorders>
+              <w:top w:val="single" w:sz="2" w:space="0" w:color="000000"/>
+              <w:right w:val="single" w:sz="2" w:space="0" w:color="000000"/>
+            </w:tcBorders>
+            <w:vAlign w:val="center"/>
+          </w:tcPr>
+          <w:p>
+            <w:pPr>
+              <w:widowControl w:val="0"/>
+              <w:autoSpaceDE w:val="0"/>
+              <w:snapToGrid w:val="0"/>
+              <w:spacing w:before="0" w:after="0" w:line="240" w:lineRule="auto"/>
+              <w:ind w:left="0" w:right="0" w:firstLine="0"/>
+              <w:jc w:val="both"/>
+              <w:textAlignment w:val="baseline"/>
+              <w:rPr>
+                <w:rFonts w:ascii="맑은 고딕" w:hAnsi="맑은 고딕" w:eastAsia="맑은 고딕" w:cs="Times New Roman"/>
+                <w:b w:val="0"/>
+                <w:bCs w:val="0"/>
+                <w:i w:val="0"/>
+                <w:color w:val="000000"/>
+                <w:kern w:val="2"/>
+                <w:sz w:val="24"/>
+                <w:szCs w:val="22"/>
+              </w:rPr>
+            </w:pPr>
+            <w:r>
+              <w:rPr>
+                <w:rFonts w:ascii="맑은 고딕" w:hAnsi="맑은 고딕" w:eastAsia="맑은 고딕" w:cs="Times New Roman"/>
+                <w:b w:val="0"/>
+                <w:bCs w:val="0"/>
+                <w:i w:val="0"/>
+                <w:color w:val="000000"/>
+                <w:kern w:val="2"/>
+                <w:sz w:val="24"/>
+                <w:szCs w:val="22"/>
+              </w:rPr>
+              <w:t xml:space="preserve">식용작물학1</w:t>
             </w:r>
           </w:p>
         </w:tc>
       </w:tr>
       <w:tr>
+        <w:trPr>
+          <w:trHeight w:val="266" w:hRule="atLeast"/>
+        </w:trPr>
         <w:tc>
           <w:tcPr>
-            <w:tcW w:type="dxa" w:w="454"/>
+            <w:tcW w:w="427" w:type="dxa"/>
+            <w:tcBorders>
+              <w:left w:val="single" w:sz="2" w:space="0" w:color="000000"/>
+            </w:tcBorders>
             <w:vAlign w:val="center"/>
           </w:tcPr>
           <w:p>
             <w:pPr>
-              <w:spacing w:line="240" w:lineRule="auto"/>
+              <w:widowControl w:val="0"/>
+              <w:autoSpaceDE w:val="0"/>
+              <w:snapToGrid w:val="0"/>
+              <w:spacing w:before="0" w:after="0" w:line="240" w:lineRule="auto"/>
+              <w:ind w:left="0" w:right="0" w:firstLine="0"/>
+              <w:jc w:val="both"/>
+              <w:textAlignment w:val="baseline"/>
+              <w:rPr>
+                <w:rFonts w:ascii="바탕" w:hAnsi="바탕" w:eastAsia="바탕" w:cs="Times New Roman"/>
+                <w:b w:val="0"/>
+                <w:bCs w:val="0"/>
+                <w:i w:val="0"/>
+                <w:color w:val="000000"/>
+                <w:kern w:val="2"/>
+                <w:sz w:val="24"/>
+                <w:szCs w:val="22"/>
+              </w:rPr>
             </w:pPr>
             <w:r>
               <w:rPr>
-                <w:rFonts w:ascii="굴림" w:hAnsi="굴림" w:eastAsia="굴림"/>
-                <w:b/>
-                <w:sz w:val="26"/>
+                <w:rFonts w:ascii="바탕" w:hAnsi="바탕" w:eastAsia="바탕" w:cs="Times New Roman"/>
+                <w:b w:val="0"/>
+                <w:bCs w:val="0"/>
+                <w:i w:val="0"/>
+                <w:color w:val="000000"/>
+                <w:kern w:val="2"/>
+                <w:sz w:val="24"/>
+                <w:szCs w:val="22"/>
               </w:rPr>
-              <w:t>❍</w:t>
+              <w:t xml:space="preserve"></w:t>
             </w:r>
           </w:p>
         </w:tc>
         <w:tc>
           <w:tcPr>
-            <w:tcW w:type="dxa" w:w="2268"/>
+            <w:tcW w:w="1549" w:type="dxa"/>
+            <w:tcBorders/>
             <w:vAlign w:val="center"/>
           </w:tcPr>
           <w:p>
             <w:pPr>
-              <w:spacing w:line="240" w:lineRule="auto"/>
+              <w:widowControl w:val="0"/>
+              <w:autoSpaceDE w:val="0"/>
+              <w:snapToGrid w:val="0"/>
+              <w:spacing w:before="0" w:after="0" w:line="240" w:lineRule="auto"/>
+              <w:ind w:left="0" w:right="0" w:firstLine="0"/>
               <w:jc w:val="distribute"/>
+              <w:textAlignment w:val="baseline"/>
+              <w:rPr>
+                <w:rFonts w:ascii="바탕" w:hAnsi="바탕" w:eastAsia="맑은 고딕" w:cs="Times New Roman"/>
+                <w:b/>
+                <w:bCs w:val="0"/>
+                <w:i w:val="0"/>
+                <w:color w:val="000000"/>
+                <w:kern w:val="2"/>
+                <w:sz w:val="24"/>
+                <w:szCs w:val="22"/>
+              </w:rPr>
             </w:pPr>
             <w:r>
               <w:rPr>
-                <w:rFonts w:ascii="굴림" w:hAnsi="굴림" w:eastAsia="굴림"/>
+                <w:rFonts w:ascii="바탕" w:hAnsi="바탕" w:eastAsia="맑은 고딕" w:cs="Times New Roman"/>
                 <w:b/>
-                <w:sz w:val="26"/>
+                <w:bCs w:val="0"/>
+                <w:i w:val="0"/>
+                <w:color w:val="000000"/>
+                <w:kern w:val="2"/>
+                <w:sz w:val="24"/>
+                <w:szCs w:val="22"/>
               </w:rPr>
-              <w:t>학          번</w:t>
+              <w:t xml:space="preserve">학번</w:t>
             </w:r>
           </w:p>
         </w:tc>
         <w:tc>
           <w:tcPr>
-            <w:tcW w:type="dxa" w:w="5669"/>
+            <w:tcW w:w="259" w:type="dxa"/>
+            <w:tcBorders/>
             <w:vAlign w:val="center"/>
           </w:tcPr>
           <w:p>
             <w:pPr>
-              <w:spacing w:line="240" w:lineRule="auto"/>
+              <w:widowControl w:val="0"/>
+              <w:autoSpaceDE w:val="0"/>
+              <w:snapToGrid w:val="0"/>
+              <w:spacing w:before="0" w:after="0" w:line="240" w:lineRule="auto"/>
+              <w:ind w:left="0" w:right="0" w:firstLine="0"/>
+              <w:jc w:val="both"/>
+              <w:textAlignment w:val="baseline"/>
+              <w:rPr>
+                <w:rFonts w:ascii="맑은 고딕" w:hAnsi="맑은 고딕" w:eastAsia="바탕" w:cs="Times New Roman"/>
+                <w:b w:val="0"/>
+                <w:bCs w:val="0"/>
+                <w:i w:val="0"/>
+                <w:color w:val="000000"/>
+                <w:kern w:val="2"/>
+                <w:sz w:val="24"/>
+                <w:szCs w:val="22"/>
+              </w:rPr>
             </w:pPr>
             <w:r>
               <w:rPr>
-                <w:rFonts w:ascii="굴림" w:hAnsi="굴림" w:eastAsia="굴림"/>
+                <w:rFonts w:ascii="맑은 고딕" w:hAnsi="맑은 고딕" w:eastAsia="바탕" w:cs="Times New Roman"/>
                 <w:b w:val="0"/>
-                <w:sz w:val="26"/>
+                <w:bCs w:val="0"/>
+                <w:i w:val="0"/>
+                <w:color w:val="000000"/>
+                <w:kern w:val="2"/>
+                <w:sz w:val="24"/>
+                <w:szCs w:val="22"/>
               </w:rPr>
-              <w:t xml:space="preserve"> :  202631-348563</w:t>
+              <w:t xml:space="preserve">:</w:t>
+            </w:r>
+          </w:p>
+        </w:tc>
+        <w:tc>
+          <w:tcPr>
+            <w:tcW w:w="7285" w:type="dxa"/>
+            <w:tcBorders>
+              <w:right w:val="single" w:sz="2" w:space="0" w:color="000000"/>
+            </w:tcBorders>
+            <w:vAlign w:val="center"/>
+          </w:tcPr>
+          <w:p>
+            <w:pPr>
+              <w:widowControl w:val="0"/>
+              <w:autoSpaceDE w:val="0"/>
+              <w:snapToGrid w:val="0"/>
+              <w:spacing w:before="0" w:after="0" w:line="240" w:lineRule="auto"/>
+              <w:ind w:left="0" w:right="0" w:firstLine="0"/>
+              <w:jc w:val="both"/>
+              <w:textAlignment w:val="baseline"/>
+              <w:rPr>
+                <w:rFonts w:ascii="맑은 고딕" w:hAnsi="맑은 고딕" w:eastAsia="맑은 고딕" w:cs="Times New Roman"/>
+                <w:b w:val="0"/>
+                <w:bCs w:val="0"/>
+                <w:i w:val="0"/>
+                <w:color w:val="000000"/>
+                <w:kern w:val="2"/>
+                <w:sz w:val="24"/>
+                <w:szCs w:val="22"/>
+              </w:rPr>
+            </w:pPr>
+            <w:r>
+              <w:rPr>
+                <w:rFonts w:ascii="맑은 고딕" w:hAnsi="맑은 고딕" w:eastAsia="맑은 고딕" w:cs="Times New Roman"/>
+                <w:b w:val="0"/>
+                <w:bCs w:val="0"/>
+                <w:i w:val="0"/>
+                <w:color w:val="000000"/>
+                <w:kern w:val="2"/>
+                <w:sz w:val="24"/>
+                <w:szCs w:val="22"/>
+              </w:rPr>
+              <w:t xml:space="preserve">202631-348563</w:t>
             </w:r>
           </w:p>
         </w:tc>
       </w:tr>
       <w:tr>
+        <w:trPr>
+          <w:trHeight w:val="266" w:hRule="atLeast"/>
+        </w:trPr>
         <w:tc>
           <w:tcPr>
-            <w:tcW w:type="dxa" w:w="454"/>
+            <w:tcW w:w="427" w:type="dxa"/>
+            <w:tcBorders>
+              <w:left w:val="single" w:sz="2" w:space="0" w:color="000000"/>
+            </w:tcBorders>
             <w:vAlign w:val="center"/>
           </w:tcPr>
           <w:p>
             <w:pPr>
-              <w:spacing w:line="240" w:lineRule="auto"/>
+              <w:widowControl w:val="0"/>
+              <w:autoSpaceDE w:val="0"/>
+              <w:snapToGrid w:val="0"/>
+              <w:spacing w:before="0" w:after="0" w:line="240" w:lineRule="auto"/>
+              <w:ind w:left="0" w:right="0" w:firstLine="0"/>
+              <w:jc w:val="both"/>
+              <w:textAlignment w:val="baseline"/>
+              <w:rPr>
+                <w:rFonts w:ascii="바탕" w:hAnsi="바탕" w:eastAsia="바탕" w:cs="Times New Roman"/>
+                <w:b w:val="0"/>
+                <w:bCs w:val="0"/>
+                <w:i w:val="0"/>
+                <w:color w:val="000000"/>
+                <w:kern w:val="2"/>
+                <w:sz w:val="24"/>
+                <w:szCs w:val="22"/>
+              </w:rPr>
             </w:pPr>
             <w:r>
               <w:rPr>
-                <w:rFonts w:ascii="굴림" w:hAnsi="굴림" w:eastAsia="굴림"/>
-                <w:b/>
-                <w:sz w:val="26"/>
+                <w:rFonts w:ascii="바탕" w:hAnsi="바탕" w:eastAsia="바탕" w:cs="Times New Roman"/>
+                <w:b w:val="0"/>
+                <w:bCs w:val="0"/>
+                <w:i w:val="0"/>
+                <w:color w:val="000000"/>
+                <w:kern w:val="2"/>
+                <w:sz w:val="24"/>
+                <w:szCs w:val="22"/>
               </w:rPr>
-              <w:t>❍</w:t>
+              <w:t xml:space="preserve"></w:t>
             </w:r>
           </w:p>
         </w:tc>
         <w:tc>
           <w:tcPr>
-            <w:tcW w:type="dxa" w:w="2268"/>
+            <w:tcW w:w="1549" w:type="dxa"/>
+            <w:tcBorders/>
             <w:vAlign w:val="center"/>
           </w:tcPr>
           <w:p>
             <w:pPr>
-              <w:spacing w:line="240" w:lineRule="auto"/>
+              <w:widowControl w:val="0"/>
+              <w:autoSpaceDE w:val="0"/>
+              <w:snapToGrid w:val="0"/>
+              <w:spacing w:before="0" w:after="0" w:line="240" w:lineRule="auto"/>
+              <w:ind w:left="0" w:right="0" w:firstLine="0"/>
               <w:jc w:val="distribute"/>
+              <w:textAlignment w:val="baseline"/>
+              <w:rPr>
+                <w:rFonts w:ascii="바탕" w:hAnsi="바탕" w:eastAsia="맑은 고딕" w:cs="Times New Roman"/>
+                <w:b/>
+                <w:bCs w:val="0"/>
+                <w:i w:val="0"/>
+                <w:color w:val="000000"/>
+                <w:kern w:val="2"/>
+                <w:sz w:val="24"/>
+                <w:szCs w:val="22"/>
+              </w:rPr>
             </w:pPr>
             <w:r>
               <w:rPr>
-                <w:rFonts w:ascii="굴림" w:hAnsi="굴림" w:eastAsia="굴림"/>
+                <w:rFonts w:ascii="바탕" w:hAnsi="바탕" w:eastAsia="맑은 고딕" w:cs="Times New Roman"/>
                 <w:b/>
-                <w:sz w:val="26"/>
+                <w:bCs w:val="0"/>
+                <w:i w:val="0"/>
+                <w:color w:val="000000"/>
+                <w:kern w:val="2"/>
+                <w:sz w:val="24"/>
+                <w:szCs w:val="22"/>
               </w:rPr>
-              <w:t>성          명</w:t>
+              <w:t xml:space="preserve">성명</w:t>
             </w:r>
           </w:p>
         </w:tc>
         <w:tc>
           <w:tcPr>
-            <w:tcW w:type="dxa" w:w="5669"/>
+            <w:tcW w:w="259" w:type="dxa"/>
+            <w:tcBorders/>
             <w:vAlign w:val="center"/>
           </w:tcPr>
           <w:p>
             <w:pPr>
-              <w:spacing w:line="240" w:lineRule="auto"/>
+              <w:widowControl w:val="0"/>
+              <w:autoSpaceDE w:val="0"/>
+              <w:snapToGrid w:val="0"/>
+              <w:spacing w:before="0" w:after="0" w:line="240" w:lineRule="auto"/>
+              <w:ind w:left="0" w:right="0" w:firstLine="0"/>
+              <w:jc w:val="both"/>
+              <w:textAlignment w:val="baseline"/>
+              <w:rPr>
+                <w:rFonts w:ascii="맑은 고딕" w:hAnsi="맑은 고딕" w:eastAsia="바탕" w:cs="Times New Roman"/>
+                <w:b w:val="0"/>
+                <w:bCs w:val="0"/>
+                <w:i w:val="0"/>
+                <w:color w:val="000000"/>
+                <w:kern w:val="2"/>
+                <w:sz w:val="24"/>
+                <w:szCs w:val="22"/>
+              </w:rPr>
             </w:pPr>
             <w:r>
               <w:rPr>
-                <w:rFonts w:ascii="굴림" w:hAnsi="굴림" w:eastAsia="굴림"/>
+                <w:rFonts w:ascii="맑은 고딕" w:hAnsi="맑은 고딕" w:eastAsia="바탕" w:cs="Times New Roman"/>
                 <w:b w:val="0"/>
-                <w:sz w:val="26"/>
+                <w:bCs w:val="0"/>
+                <w:i w:val="0"/>
+                <w:color w:val="000000"/>
+                <w:kern w:val="2"/>
+                <w:sz w:val="24"/>
+                <w:szCs w:val="22"/>
               </w:rPr>
-              <w:t xml:space="preserve"> :  임성렬</w:t>
+              <w:t xml:space="preserve">:</w:t>
+            </w:r>
+          </w:p>
+        </w:tc>
+        <w:tc>
+          <w:tcPr>
+            <w:tcW w:w="7285" w:type="dxa"/>
+            <w:tcBorders>
+              <w:right w:val="single" w:sz="2" w:space="0" w:color="000000"/>
+            </w:tcBorders>
+            <w:vAlign w:val="center"/>
+          </w:tcPr>
+          <w:p>
+            <w:pPr>
+              <w:widowControl w:val="0"/>
+              <w:autoSpaceDE w:val="0"/>
+              <w:snapToGrid w:val="0"/>
+              <w:spacing w:before="0" w:after="0" w:line="240" w:lineRule="auto"/>
+              <w:ind w:left="0" w:right="0" w:firstLine="0"/>
+              <w:jc w:val="both"/>
+              <w:textAlignment w:val="baseline"/>
+              <w:rPr>
+                <w:rFonts w:ascii="맑은 고딕" w:hAnsi="맑은 고딕" w:eastAsia="맑은 고딕" w:cs="Times New Roman"/>
+                <w:b w:val="0"/>
+                <w:bCs w:val="0"/>
+                <w:i w:val="0"/>
+                <w:color w:val="000000"/>
+                <w:kern w:val="2"/>
+                <w:sz w:val="24"/>
+                <w:szCs w:val="22"/>
+              </w:rPr>
+            </w:pPr>
+            <w:r>
+              <w:rPr>
+                <w:rFonts w:ascii="맑은 고딕" w:hAnsi="맑은 고딕" w:eastAsia="맑은 고딕" w:cs="Times New Roman"/>
+                <w:b w:val="0"/>
+                <w:bCs w:val="0"/>
+                <w:i w:val="0"/>
+                <w:color w:val="000000"/>
+                <w:kern w:val="2"/>
+                <w:sz w:val="24"/>
+                <w:szCs w:val="22"/>
+              </w:rPr>
+              <w:t xml:space="preserve">임성렬</w:t>
             </w:r>
           </w:p>
         </w:tc>
       </w:tr>
       <w:tr>
+        <w:trPr>
+          <w:trHeight w:val="266" w:hRule="atLeast"/>
+        </w:trPr>
         <w:tc>
           <w:tcPr>
-            <w:tcW w:type="dxa" w:w="454"/>
+            <w:tcW w:w="427" w:type="dxa"/>
+            <w:tcBorders>
+              <w:left w:val="single" w:sz="2" w:space="0" w:color="000000"/>
+              <w:bottom w:val="single" w:sz="2" w:space="0" w:color="000000"/>
+            </w:tcBorders>
             <w:vAlign w:val="center"/>
           </w:tcPr>
           <w:p>
             <w:pPr>
-              <w:spacing w:line="240" w:lineRule="auto"/>
+              <w:widowControl w:val="0"/>
+              <w:autoSpaceDE w:val="0"/>
+              <w:snapToGrid w:val="0"/>
+              <w:spacing w:before="0" w:after="0" w:line="240" w:lineRule="auto"/>
+              <w:ind w:left="0" w:right="0" w:firstLine="0"/>
+              <w:jc w:val="both"/>
+              <w:textAlignment w:val="baseline"/>
+              <w:rPr>
+                <w:rFonts w:ascii="바탕" w:hAnsi="바탕" w:eastAsia="바탕" w:cs="Times New Roman"/>
+                <w:b w:val="0"/>
+                <w:bCs w:val="0"/>
+                <w:i w:val="0"/>
+                <w:color w:val="000000"/>
+                <w:kern w:val="2"/>
+                <w:sz w:val="24"/>
+                <w:szCs w:val="22"/>
+              </w:rPr>
             </w:pPr>
             <w:r>
               <w:rPr>
-                <w:rFonts w:ascii="굴림" w:hAnsi="굴림" w:eastAsia="굴림"/>
-                <w:b/>
-                <w:sz w:val="26"/>
+                <w:rFonts w:ascii="바탕" w:hAnsi="바탕" w:eastAsia="바탕" w:cs="Times New Roman"/>
+                <w:b w:val="0"/>
+                <w:bCs w:val="0"/>
+                <w:i w:val="0"/>
+                <w:color w:val="000000"/>
+                <w:kern w:val="2"/>
+                <w:sz w:val="24"/>
+                <w:szCs w:val="22"/>
               </w:rPr>
-              <w:t>❍</w:t>
+              <w:t xml:space="preserve"></w:t>
             </w:r>
           </w:p>
         </w:tc>
         <w:tc>
           <w:tcPr>
-            <w:tcW w:type="dxa" w:w="2268"/>
+            <w:tcW w:w="1549" w:type="dxa"/>
+            <w:tcBorders>
+              <w:bottom w:val="single" w:sz="2" w:space="0" w:color="000000"/>
+            </w:tcBorders>
             <w:vAlign w:val="center"/>
           </w:tcPr>
           <w:p>
             <w:pPr>
-              <w:spacing w:line="240" w:lineRule="auto"/>
+              <w:widowControl w:val="0"/>
+              <w:autoSpaceDE w:val="0"/>
+              <w:snapToGrid w:val="0"/>
+              <w:spacing w:before="0" w:after="0" w:line="240" w:lineRule="auto"/>
+              <w:ind w:left="0" w:right="0" w:firstLine="0"/>
               <w:jc w:val="distribute"/>
+              <w:textAlignment w:val="baseline"/>
+              <w:rPr>
+                <w:rFonts w:ascii="바탕" w:hAnsi="바탕" w:eastAsia="맑은 고딕" w:cs="Times New Roman"/>
+                <w:b/>
+                <w:bCs w:val="0"/>
+                <w:i w:val="0"/>
+                <w:color w:val="000000"/>
+                <w:kern w:val="2"/>
+                <w:sz w:val="24"/>
+                <w:szCs w:val="22"/>
+              </w:rPr>
             </w:pPr>
             <w:r>
               <w:rPr>
-                <w:rFonts w:ascii="굴림" w:hAnsi="굴림" w:eastAsia="굴림"/>
+                <w:rFonts w:ascii="바탕" w:hAnsi="바탕" w:eastAsia="맑은 고딕" w:cs="Times New Roman"/>
                 <w:b/>
-                <w:sz w:val="26"/>
+                <w:bCs w:val="0"/>
+                <w:i w:val="0"/>
+                <w:color w:val="000000"/>
+                <w:kern w:val="2"/>
+                <w:sz w:val="24"/>
+                <w:szCs w:val="22"/>
               </w:rPr>
-              <w:t>연    락    처</w:t>
+              <w:t xml:space="preserve">연락처</w:t>
             </w:r>
           </w:p>
         </w:tc>
         <w:tc>
           <w:tcPr>
-            <w:tcW w:type="dxa" w:w="5669"/>
+            <w:tcW w:w="259" w:type="dxa"/>
+            <w:tcBorders>
+              <w:bottom w:val="single" w:sz="2" w:space="0" w:color="000000"/>
+            </w:tcBorders>
             <w:vAlign w:val="center"/>
           </w:tcPr>
           <w:p>
             <w:pPr>
-              <w:spacing w:line="240" w:lineRule="auto"/>
+              <w:widowControl w:val="0"/>
+              <w:autoSpaceDE w:val="0"/>
+              <w:snapToGrid w:val="0"/>
+              <w:spacing w:before="0" w:after="0" w:line="240" w:lineRule="auto"/>
+              <w:ind w:left="0" w:right="0" w:firstLine="0"/>
+              <w:jc w:val="both"/>
+              <w:textAlignment w:val="baseline"/>
+              <w:rPr>
+                <w:rFonts w:ascii="맑은 고딕" w:hAnsi="맑은 고딕" w:eastAsia="바탕" w:cs="Times New Roman"/>
+                <w:b w:val="0"/>
+                <w:bCs w:val="0"/>
+                <w:i w:val="0"/>
+                <w:color w:val="000000"/>
+                <w:kern w:val="2"/>
+                <w:sz w:val="24"/>
+                <w:szCs w:val="22"/>
+              </w:rPr>
             </w:pPr>
             <w:r>
               <w:rPr>
-                <w:rFonts w:ascii="굴림" w:hAnsi="굴림" w:eastAsia="굴림"/>
+                <w:rFonts w:ascii="맑은 고딕" w:hAnsi="맑은 고딕" w:eastAsia="바탕" w:cs="Times New Roman"/>
                 <w:b w:val="0"/>
-                <w:sz w:val="26"/>
+                <w:bCs w:val="0"/>
+                <w:i w:val="0"/>
+                <w:color w:val="000000"/>
+                <w:kern w:val="2"/>
+                <w:sz w:val="24"/>
+                <w:szCs w:val="22"/>
               </w:rPr>
-              <w:t xml:space="preserve"> :  </w:t>
-            </w:r>
-          </w:p>
-        </w:tc>
-      </w:tr>
-      <w:tr>
-        <w:tc>
-          <w:tcPr>
-            <w:tcW w:type="dxa" w:w="454"/>
-            <w:vAlign w:val="center"/>
-          </w:tcPr>
-          <w:p>
-            <w:pPr>
-              <w:spacing w:line="240" w:lineRule="auto"/>
-            </w:pPr>
-            <w:r>
-              <w:rPr>
-                <w:rFonts w:ascii="굴림" w:hAnsi="굴림" w:eastAsia="굴림"/>
-                <w:b/>
-                <w:sz w:val="26"/>
-              </w:rPr>
-              <w:t>❍</w:t>
+              <w:t xml:space="preserve">:</w:t>
             </w:r>
           </w:p>
         </w:tc>
         <w:tc>
           <w:tcPr>
-            <w:tcW w:type="dxa" w:w="2268"/>
+            <w:tcW w:w="7285" w:type="dxa"/>
+            <w:tcBorders>
+              <w:bottom w:val="single" w:sz="2" w:space="0" w:color="000000"/>
+              <w:right w:val="single" w:sz="2" w:space="0" w:color="000000"/>
+            </w:tcBorders>
             <w:vAlign w:val="center"/>
           </w:tcPr>
           <w:p>
             <w:pPr>
-              <w:spacing w:line="240" w:lineRule="auto"/>
-              <w:jc w:val="center"/>
+              <w:widowControl w:val="0"/>
+              <w:autoSpaceDE w:val="0"/>
+              <w:snapToGrid w:val="0"/>
+              <w:spacing w:before="0" w:after="0" w:line="240" w:lineRule="auto"/>
+              <w:ind w:left="0" w:right="0" w:firstLine="0"/>
+              <w:jc w:val="both"/>
+              <w:textAlignment w:val="baseline"/>
+              <w:rPr>
+                <w:rFonts w:ascii="맑은 고딕" w:hAnsi="맑은 고딕" w:eastAsia="맑은 고딕" w:cs="Times New Roman"/>
+                <w:b w:val="0"/>
+                <w:bCs w:val="0"/>
+                <w:i w:val="0"/>
+                <w:color w:val="000000"/>
+                <w:kern w:val="2"/>
+                <w:sz w:val="24"/>
+                <w:szCs w:val="22"/>
+              </w:rPr>
             </w:pPr>
-            <w:r>
-              <w:rPr>
-                <w:rFonts w:ascii="굴림" w:hAnsi="굴림" w:eastAsia="굴림"/>
-                <w:b/>
-                <w:sz w:val="26"/>
-              </w:rPr>
-              <w:t>과 제 유 형</w:t>
-            </w:r>
-            <w:r>
-              <w:br/>
-            </w:r>
-            <w:r>
-              <w:rPr>
-                <w:rFonts w:ascii="굴림" w:hAnsi="굴림" w:eastAsia="굴림"/>
-                <w:b/>
-                <w:sz w:val="22"/>
-              </w:rPr>
-              <w:t>(공통형/지정형)</w:t>
-            </w:r>
-          </w:p>
-        </w:tc>
-        <w:tc>
-          <w:tcPr>
-            <w:tcW w:type="dxa" w:w="5669"/>
-            <w:vAlign w:val="center"/>
-          </w:tcPr>
-          <w:p>
-            <w:pPr>
-              <w:spacing w:line="240" w:lineRule="auto"/>
-            </w:pPr>
-            <w:r>
-              <w:rPr>
-                <w:rFonts w:ascii="굴림" w:hAnsi="굴림" w:eastAsia="굴림"/>
-                <w:b w:val="0"/>
-                <w:sz w:val="26"/>
-              </w:rPr>
-              <w:t xml:space="preserve"> :  공통형</w:t>
-            </w:r>
           </w:p>
         </w:tc>
       </w:tr>
     </w:tbl>
     <w:p>
       <w:pPr>
-        <w:spacing w:before="200" w:after="0" w:line="240" w:lineRule="auto"/>
-        <w:jc w:val="left"/>
+        <w:widowControl w:val="0"/>
+        <w:autoSpaceDE w:val="0"/>
+        <w:snapToGrid w:val="0"/>
+        <w:spacing w:before="0" w:after="0" w:line="384" w:lineRule="auto"/>
+        <w:ind w:left="0" w:right="0" w:firstLine="0"/>
+        <w:jc w:val="both"/>
+        <w:textAlignment w:val="baseline"/>
+        <w:rPr>
+          <w:rFonts w:ascii="맑은 고딕" w:hAnsi="맑은 고딕" w:eastAsia="맑은 고딕" w:cs="Times New Roman"/>
+          <w:b w:val="0"/>
+          <w:bCs w:val="0"/>
+          <w:i w:val="0"/>
+          <w:color w:val="000000"/>
+          <w:spacing w:val="-5"/>
+          <w:kern w:val="2"/>
+          <w:sz w:val="20"/>
+          <w:szCs w:val="20"/>
+        </w:rPr>
       </w:pPr>
+      <w:r xmlns:a="http://schemas.openxmlformats.org/drawingml/2006/main" xmlns:pic="http://schemas.openxmlformats.org/drawingml/2006/picture">
+        <w:drawing>
+          <wp:anchor behindDoc="0" distT="0" distB="0" distL="114935" distR="114935" simplePos="0" locked="0" layoutInCell="0" allowOverlap="1" relativeHeight="2">
+            <wp:simplePos x="0" y="0"/>
+            <wp:positionH relativeFrom="column">
+              <wp:posOffset>3810</wp:posOffset>
+            </wp:positionH>
+            <wp:positionV relativeFrom="line">
+              <wp:posOffset>424815</wp:posOffset>
+            </wp:positionV>
+            <wp:extent cx="6120130" cy="144145"/>
+            <wp:effectExtent l="0" t="0" r="0" b="0"/>
+            <wp:wrapTopAndBottom/>
+            <wp:docPr id="1004" name="그림 1"/>
+            <wp:cNvGraphicFramePr>
+              <a:graphicFrameLocks noChangeAspect="1"/>
+            </wp:cNvGraphicFramePr>
+            <a:graphic>
+              <a:graphicData uri="http://schemas.openxmlformats.org/drawingml/2006/picture">
+                <pic:pic>
+                  <pic:nvPicPr>
+                    <pic:cNvPr id="1004" name="그림 1"/>
+                    <pic:cNvPicPr>
+                      <a:picLocks noChangeAspect="1" noChangeArrowheads="1"/>
+                    </pic:cNvPicPr>
+                  </pic:nvPicPr>
+                  <pic:blipFill>
+                    <a:blip r:embed="rId12"/>
+                    <a:stretch>
+                      <a:fillRect/>
+                    </a:stretch>
+                  </pic:blipFill>
+                  <pic:spPr bwMode="auto">
+                    <a:xfrm>
+                      <a:off x="0" y="0"/>
+                      <a:ext cx="6120130" cy="144145"/>
+                    </a:xfrm>
+                    <a:prstGeom prst="rect">
+                      <a:avLst/>
+                    </a:prstGeom>
+                  </pic:spPr>
+                </pic:pic>
+              </a:graphicData>
+            </a:graphic>
+          </wp:anchor>
+        </w:drawing>
+      </w:r>
       <w:r>
         <w:rPr>
-          <w:rFonts w:ascii="굴림" w:hAnsi="굴림" w:eastAsia="굴림"/>
+          <w:rFonts w:ascii="맑은 고딕" w:hAnsi="맑은 고딕" w:eastAsia="맑은 고딕" w:cs="맑은 고딕"/>
           <w:b w:val="0"/>
-          <w:color w:val="FF0066"/>
-          <w:sz w:val="15"/>
+          <w:bCs w:val="0"/>
+          <w:i w:val="0"/>
+          <w:color w:val="000000"/>
+          <w:spacing w:val="-5"/>
+          <w:kern w:val="2"/>
+          <w:sz w:val="20"/>
+          <w:szCs w:val="20"/>
         </w:rPr>
-        <w:t>※ 과제물 표지등에 개인정보(주민번호,운전면허번호)가 포함될 경우 삭제처리로 과제물을 다시 제출해야 하는 경우가 발생할 수 있습니다.</w:t>
+        <w:t xml:space="preserve"> </w:t>
+      </w:r>
+      <w:r>
+        <w:rPr>
+          <w:rFonts w:ascii="맑은 고딕" w:hAnsi="맑은 고딕" w:eastAsia="바탕" w:cs="Times New Roman"/>
+          <w:b w:val="0"/>
+          <w:bCs w:val="0"/>
+          <w:i w:val="0"/>
+          <w:color w:val="000000"/>
+          <w:spacing w:val="-5"/>
+          <w:kern w:val="2"/>
+          <w:sz w:val="20"/>
+          <w:szCs w:val="20"/>
+        </w:rPr>
+        <w:t xml:space="preserve">※</w:t>
+      </w:r>
+      <w:r>
+        <w:rPr>
+          <w:rFonts w:ascii="맑은 고딕" w:hAnsi="맑은 고딕" w:eastAsia="맑은 고딕" w:cs="맑은 고딕"/>
+          <w:b w:val="0"/>
+          <w:bCs w:val="0"/>
+          <w:i w:val="0"/>
+          <w:color w:val="000000"/>
+          <w:spacing w:val="-5"/>
+          <w:kern w:val="2"/>
+          <w:sz w:val="20"/>
+          <w:szCs w:val="20"/>
+        </w:rPr>
+        <w:t xml:space="preserve"> </w:t>
+      </w:r>
+      <w:r>
+        <w:rPr>
+          <w:rFonts w:ascii="맑은 고딕" w:hAnsi="맑은 고딕" w:eastAsia="맑은 고딕" w:cs="Times New Roman"/>
+          <w:b w:val="0"/>
+          <w:bCs w:val="0"/>
+          <w:i w:val="0"/>
+          <w:color w:val="000000"/>
+          <w:spacing w:val="-5"/>
+          <w:kern w:val="2"/>
+          <w:sz w:val="20"/>
+          <w:szCs w:val="20"/>
+        </w:rPr>
+        <w:t xml:space="preserve">A4</w:t>
+      </w:r>
+      <w:r>
+        <w:rPr>
+          <w:rFonts w:ascii="맑은 고딕" w:hAnsi="맑은 고딕" w:eastAsia="맑은 고딕" w:cs="Times New Roman"/>
+          <w:b w:val="0"/>
+          <w:bCs w:val="0"/>
+          <w:i w:val="0"/>
+          <w:color w:val="000000"/>
+          <w:spacing w:val="-5"/>
+          <w:kern w:val="2"/>
+          <w:sz w:val="20"/>
+          <w:szCs w:val="20"/>
+        </w:rPr>
+        <w:t xml:space="preserve">용지 편집 사용</w:t>
       </w:r>
     </w:p>
     <w:p>
       <w:pPr>
+        <w:widowControl w:val="0"/>
+        <w:autoSpaceDE w:val="0"/>
+        <w:snapToGrid w:val="0"/>
         <w:spacing w:before="0" w:after="0" w:line="240" w:lineRule="auto"/>
-        <w:jc w:val="left"/>
-        <w:pBdr>
-          <w:bottom w:val="single" w:sz="6" w:space="1" w:color="000000"/>
-        </w:pBdr>
+        <w:ind w:left="0" w:right="0" w:firstLine="0"/>
+        <w:jc w:val="both"/>
+        <w:textAlignment w:val="baseline"/>
+        <w:rPr>
+          <w:rFonts w:ascii="맑은 고딕" w:hAnsi="맑은 고딕" w:eastAsia="맑은 고딕" w:cs="맑은 고딕"/>
+          <w:b w:val="0"/>
+          <w:bCs w:val="0"/>
+          <w:i w:val="0"/>
+          <w:strike/>
+          <w:color w:val="000000"/>
+          <w:spacing w:val="-5"/>
+          <w:kern w:val="2"/>
+          <w:sz w:val="24"/>
+          <w:szCs w:val="24"/>
+        </w:rPr>
       </w:pPr>
+      <w:r>
+        <w:rPr>
+          <w:rFonts w:ascii="맑은 고딕" w:hAnsi="맑은 고딕" w:eastAsia="맑은 고딕" w:cs="맑은 고딕"/>
+          <w:b w:val="0"/>
+          <w:bCs w:val="0"/>
+          <w:i w:val="0"/>
+          <w:strike/>
+          <w:color w:val="000000"/>
+          <w:spacing w:val="-5"/>
+          <w:kern w:val="2"/>
+          <w:sz w:val="24"/>
+          <w:szCs w:val="24"/>
+        </w:rPr>
+        <w:t xml:space="preserve">                                                                                        </w:t>
+      </w:r>
     </w:p>
     <w:p>
       <w:pPr>
-        <w:spacing w:before="0" w:after="0" w:line="240" w:lineRule="auto"/>
-        <w:jc w:val="left"/>
+        <w:widowControl w:val="0"/>
+        <w:autoSpaceDE w:val="0"/>
+        <w:snapToGrid w:val="0"/>
+        <w:spacing w:before="0" w:after="0" w:line="384" w:lineRule="auto"/>
+        <w:ind w:left="0" w:right="0" w:firstLine="0"/>
+        <w:jc w:val="both"/>
+        <w:textAlignment w:val="baseline"/>
+        <w:rPr>
+          <w:rFonts w:ascii="맑은 고딕" w:hAnsi="맑은 고딕" w:eastAsia="맑은 고딕" w:cs="Times New Roman"/>
+          <w:b w:val="0"/>
+          <w:bCs w:val="0"/>
+          <w:i w:val="0"/>
+          <w:color w:val="000000"/>
+          <w:spacing w:val="-5"/>
+          <w:kern w:val="2"/>
+          <w:sz w:val="24"/>
+          <w:szCs w:val="24"/>
+        </w:rPr>
+        <w:sectPr>
+          <w:pgSz w:w="11906" w:h="16838"/>
+          <w:pgMar w:top="1984" w:right="1134" w:bottom="1700" w:left="1134" w:header="1134" w:footer="850" w:gutter="0"/>
+          <w:cols w:space="720"/>
+        </w:sectPr>
       </w:pPr>
       <w:r>
-        <w:br w:type="page"/>
+        <w:rPr>
+          <w:rFonts w:ascii="맑은 고딕" w:hAnsi="맑은 고딕" w:eastAsia="맑은 고딕" w:cs="Times New Roman"/>
+          <w:b w:val="0"/>
+          <w:bCs w:val="0"/>
+          <w:i w:val="0"/>
+          <w:color w:val="000000"/>
+          <w:spacing w:val="-5"/>
+          <w:kern w:val="2"/>
+          <w:sz w:val="24"/>
+          <w:szCs w:val="24"/>
+        </w:rPr>
+        <w:t xml:space="preserve">- </w:t>
+      </w:r>
+      <w:r>
+        <w:rPr>
+          <w:rFonts w:ascii="맑은 고딕" w:hAnsi="맑은 고딕" w:eastAsia="맑은 고딕" w:cs="Times New Roman"/>
+          <w:b w:val="0"/>
+          <w:bCs w:val="0"/>
+          <w:i w:val="0"/>
+          <w:color w:val="000000"/>
+          <w:spacing w:val="-5"/>
+          <w:kern w:val="2"/>
+          <w:sz w:val="24"/>
+          <w:szCs w:val="24"/>
+        </w:rPr>
+        <w:t xml:space="preserve">이하 작성  </w:t>
       </w:r>
     </w:p>
     <w:p>

--- a/assignments/제출용/식용작물학1_결과보고서_제출용.docx
+++ b/assignments/제출용/식용작물학1_결과보고서_제출용.docx
@@ -4,124 +4,99 @@
   <w:body>
     <w:p>
       <w:pPr>
-        <w:widowControl w:val="0"/>
-        <w:autoSpaceDE w:val="0"/>
-        <w:snapToGrid w:val="0"/>
-        <w:spacing w:before="0" w:after="0" w:line="384" w:lineRule="auto"/>
-        <w:ind w:left="0" w:right="0" w:firstLine="0"/>
+        <w:pStyle w:val="Style15"/>
+        <w:tabs>
+          <w:tab w:val="left" w:pos="0" w:leader="none"/>
+          <w:tab w:val="left" w:pos="800" w:leader="none"/>
+          <w:tab w:val="left" w:pos="1600" w:leader="none"/>
+          <w:tab w:val="left" w:pos="2400" w:leader="none"/>
+          <w:tab w:val="left" w:pos="3200" w:leader="none"/>
+          <w:tab w:val="left" w:pos="4000" w:leader="none"/>
+          <w:tab w:val="left" w:pos="4800" w:leader="none"/>
+          <w:tab w:val="left" w:pos="5600" w:leader="none"/>
+          <w:tab w:val="left" w:pos="6400" w:leader="none"/>
+          <w:tab w:val="left" w:pos="7200" w:leader="none"/>
+          <w:tab w:val="left" w:pos="8000" w:leader="none"/>
+          <w:tab w:val="left" w:pos="8800" w:leader="none"/>
+          <w:tab w:val="left" w:pos="9600" w:leader="none"/>
+          <w:tab w:val="left" w:pos="10400" w:leader="none"/>
+          <w:tab w:val="left" w:pos="11200" w:leader="none"/>
+          <w:tab w:val="left" w:pos="12000" w:leader="none"/>
+          <w:tab w:val="left" w:pos="12800" w:leader="none"/>
+          <w:tab w:val="left" w:pos="13600" w:leader="none"/>
+          <w:tab w:val="left" w:pos="14400" w:leader="none"/>
+          <w:tab w:val="left" w:pos="15200" w:leader="none"/>
+          <w:tab w:val="left" w:pos="16000" w:leader="none"/>
+          <w:tab w:val="left" w:pos="16800" w:leader="none"/>
+          <w:tab w:val="left" w:pos="17600" w:leader="none"/>
+          <w:tab w:val="left" w:pos="18400" w:leader="none"/>
+          <w:tab w:val="left" w:pos="19200" w:leader="none"/>
+          <w:tab w:val="left" w:pos="20000" w:leader="none"/>
+          <w:tab w:val="left" w:pos="20800" w:leader="none"/>
+          <w:tab w:val="left" w:pos="21600" w:leader="none"/>
+          <w:tab w:val="left" w:pos="22400" w:leader="none"/>
+          <w:tab w:val="left" w:pos="23200" w:leader="none"/>
+          <w:tab w:val="left" w:pos="24000" w:leader="none"/>
+          <w:tab w:val="left" w:pos="24800" w:leader="none"/>
+        </w:tabs>
         <w:jc w:val="center"/>
-        <w:textAlignment w:val="baseline"/>
-        <w:rPr>
-          <w:rFonts w:ascii="HY헤드라인M" w:hAnsi="HY헤드라인M" w:eastAsia="HY헤드라인M" w:cs="Times New Roman"/>
-          <w:b w:val="0"/>
-          <w:bCs w:val="0"/>
-          <w:i w:val="0"/>
-          <w:color w:val="000000"/>
-          <w:kern w:val="2"/>
-          <w:sz w:val="40"/>
-          <w:szCs w:val="22"/>
-        </w:rPr>
+        <w:rPr/>
       </w:pPr>
       <w:r>
         <w:rPr>
-          <w:rFonts w:ascii="HY헤드라인M" w:hAnsi="HY헤드라인M" w:eastAsia="HY헤드라인M" w:cs="Times New Roman"/>
-          <w:b w:val="0"/>
-          <w:bCs w:val="0"/>
-          <w:i w:val="0"/>
-          <w:color w:val="000000"/>
-          <w:kern w:val="2"/>
+          <w:rFonts w:eastAsia="HY헤드라인M" w:ascii="HY헤드라인M" w:hAnsi="HY헤드라인M"/>
           <w:sz w:val="40"/>
-          <w:szCs w:val="22"/>
         </w:rPr>
         <w:t xml:space="preserve">2026  </w:t>
       </w:r>
       <w:r>
         <w:rPr>
-          <w:rFonts w:ascii="HY헤드라인M" w:hAnsi="HY헤드라인M" w:eastAsia="HY헤드라인M" w:cs="Times New Roman"/>
-          <w:b w:val="0"/>
-          <w:bCs w:val="0"/>
-          <w:i w:val="0"/>
-          <w:color w:val="000000"/>
-          <w:kern w:val="2"/>
+          <w:rFonts w:ascii="HY헤드라인M" w:hAnsi="HY헤드라인M" w:eastAsia="HY헤드라인M"/>
           <w:sz w:val="40"/>
-          <w:szCs w:val="22"/>
         </w:rPr>
-        <w:t xml:space="preserve">학년도  2학기 </w:t>
+        <w:t xml:space="preserve">학년도 2 학기 </w:t>
       </w:r>
       <w:r>
         <w:rPr>
-          <w:rFonts w:ascii="HY헤드라인M" w:hAnsi="HY헤드라인M" w:eastAsia="HY헤드라인M" w:cs="Times New Roman"/>
-          <w:b w:val="0"/>
-          <w:bCs w:val="0"/>
-          <w:i w:val="0"/>
-          <w:color w:val="000000"/>
-          <w:kern w:val="2"/>
+          <w:rFonts w:ascii="HY헤드라인M" w:hAnsi="HY헤드라인M" w:eastAsia="HY헤드라인M"/>
           <w:sz w:val="40"/>
-          <w:szCs w:val="22"/>
         </w:rPr>
-        <w:t xml:space="preserve">중간과제물</w:t>
+        <w:t>중간과제물</w:t>
       </w:r>
       <w:r>
         <w:rPr>
-          <w:rFonts w:ascii="HY헤드라인M" w:hAnsi="HY헤드라인M" w:eastAsia="HY헤드라인M" w:cs="Times New Roman"/>
-          <w:b w:val="0"/>
-          <w:bCs w:val="0"/>
-          <w:i w:val="0"/>
-          <w:color w:val="000000"/>
-          <w:kern w:val="2"/>
+          <w:rFonts w:eastAsia="HY헤드라인M" w:ascii="HY헤드라인M" w:hAnsi="HY헤드라인M"/>
           <w:sz w:val="40"/>
-          <w:szCs w:val="22"/>
         </w:rPr>
-        <w:t xml:space="preserve">(</w:t>
+        <w:t>(</w:t>
       </w:r>
       <w:r>
         <w:rPr>
-          <w:rFonts w:ascii="HY헤드라인M" w:hAnsi="HY헤드라인M" w:eastAsia="HY헤드라인M" w:cs="Times New Roman"/>
-          <w:b w:val="0"/>
-          <w:bCs w:val="0"/>
-          <w:i w:val="0"/>
-          <w:color w:val="000000"/>
-          <w:kern w:val="2"/>
+          <w:rFonts w:ascii="HY헤드라인M" w:hAnsi="HY헤드라인M" w:eastAsia="HY헤드라인M"/>
           <w:sz w:val="40"/>
-          <w:szCs w:val="22"/>
         </w:rPr>
-        <w:t xml:space="preserve">온라인 제출용</w:t>
+        <w:t>온라인 제출용</w:t>
       </w:r>
       <w:r>
         <w:rPr>
-          <w:rFonts w:ascii="HY헤드라인M" w:hAnsi="HY헤드라인M" w:eastAsia="HY헤드라인M" w:cs="Times New Roman"/>
-          <w:b w:val="0"/>
-          <w:bCs w:val="0"/>
-          <w:i w:val="0"/>
-          <w:color w:val="000000"/>
-          <w:kern w:val="2"/>
+          <w:rFonts w:eastAsia="HY헤드라인M" w:ascii="HY헤드라인M" w:hAnsi="HY헤드라인M"/>
           <w:sz w:val="40"/>
-          <w:szCs w:val="22"/>
         </w:rPr>
-        <w:t xml:space="preserve">)</w:t>
+        <w:t>)</w:t>
       </w:r>
     </w:p>
     <w:tbl>
       <w:tblPr>
         <w:tblW w:w="9520" w:type="dxa"/>
-        <w:jc w:val="left"/>
+        <w:jc w:val="start"/>
         <w:tblInd w:w="102" w:type="dxa"/>
-        <w:tblBorders>
-          <w:top w:val="nil"/>
-          <w:left w:val="nil"/>
-          <w:bottom w:val="nil"/>
-          <w:right w:val="nil"/>
-          <w:insideH w:val="nil"/>
-          <w:insideV w:val="nil"/>
-        </w:tblBorders>
         <w:tblLayout w:type="fixed"/>
         <w:tblCellMar>
           <w:top w:w="28" w:type="dxa"/>
-          <w:left w:w="102" w:type="dxa"/>
+          <w:start w:w="102" w:type="dxa"/>
           <w:bottom w:w="28" w:type="dxa"/>
-          <w:right w:w="102" w:type="dxa"/>
+          <w:end w:w="102" w:type="dxa"/>
         </w:tblCellMar>
-        <w:tblLook w:val="0000" w:firstRow="0" w:lastRow="0" w:firstColumn="0" w:lastColumn="0" w:noHBand="0" w:noVBand="0"/>
       </w:tblPr>
       <w:tblGrid>
         <w:gridCol w:w="427"/>
@@ -138,42 +113,23 @@
             <w:tcW w:w="427" w:type="dxa"/>
             <w:tcBorders>
               <w:top w:val="single" w:sz="2" w:space="0" w:color="000000"/>
-              <w:left w:val="single" w:sz="2" w:space="0" w:color="000000"/>
+              <w:start w:val="single" w:sz="2" w:space="0" w:color="000000"/>
             </w:tcBorders>
             <w:vAlign w:val="center"/>
           </w:tcPr>
           <w:p>
             <w:pPr>
-              <w:widowControl w:val="0"/>
-              <w:autoSpaceDE w:val="0"/>
-              <w:snapToGrid w:val="0"/>
-              <w:spacing w:before="0" w:after="0" w:line="240" w:lineRule="auto"/>
-              <w:ind w:left="0" w:right="0" w:firstLine="0"/>
-              <w:jc w:val="both"/>
-              <w:textAlignment w:val="baseline"/>
+              <w:pStyle w:val="Style15"/>
+              <w:spacing w:lineRule="auto" w:line="240"/>
               <w:rPr>
-                <w:rFonts w:ascii="바탕" w:hAnsi="바탕" w:eastAsia="바탕" w:cs="Times New Roman"/>
-                <w:b w:val="0"/>
-                <w:bCs w:val="0"/>
-                <w:i w:val="0"/>
-                <w:color w:val="000000"/>
-                <w:kern w:val="2"/>
                 <w:sz w:val="24"/>
-                <w:szCs w:val="22"/>
               </w:rPr>
             </w:pPr>
             <w:r>
               <w:rPr>
-                <w:rFonts w:ascii="바탕" w:hAnsi="바탕" w:eastAsia="바탕" w:cs="Times New Roman"/>
-                <w:b w:val="0"/>
-                <w:bCs w:val="0"/>
-                <w:i w:val="0"/>
-                <w:color w:val="000000"/>
-                <w:kern w:val="2"/>
                 <w:sz w:val="24"/>
-                <w:szCs w:val="22"/>
               </w:rPr>
-              <w:t xml:space="preserve"></w:t>
+              <w:t></w:t>
             </w:r>
           </w:p>
         </w:tc>
@@ -187,36 +143,22 @@
           </w:tcPr>
           <w:p>
             <w:pPr>
-              <w:widowControl w:val="0"/>
-              <w:autoSpaceDE w:val="0"/>
-              <w:snapToGrid w:val="0"/>
-              <w:spacing w:before="0" w:after="0" w:line="240" w:lineRule="auto"/>
-              <w:ind w:left="0" w:right="0" w:firstLine="0"/>
+              <w:pStyle w:val="Style15"/>
+              <w:spacing w:lineRule="auto" w:line="240"/>
               <w:jc w:val="distribute"/>
-              <w:textAlignment w:val="baseline"/>
               <w:rPr>
-                <w:rFonts w:ascii="바탕" w:hAnsi="바탕" w:eastAsia="맑은 고딕" w:cs="Times New Roman"/>
+                <w:rFonts w:eastAsia="맑은 고딕"/>
                 <w:b/>
-                <w:bCs w:val="0"/>
-                <w:i w:val="0"/>
-                <w:color w:val="000000"/>
-                <w:kern w:val="2"/>
                 <w:sz w:val="24"/>
-                <w:szCs w:val="22"/>
               </w:rPr>
             </w:pPr>
             <w:r>
               <w:rPr>
-                <w:rFonts w:ascii="바탕" w:hAnsi="바탕" w:eastAsia="맑은 고딕" w:cs="Times New Roman"/>
+                <w:rFonts w:eastAsia="맑은 고딕"/>
                 <w:b/>
-                <w:bCs w:val="0"/>
-                <w:i w:val="0"/>
-                <w:color w:val="000000"/>
-                <w:kern w:val="2"/>
                 <w:sz w:val="24"/>
-                <w:szCs w:val="22"/>
               </w:rPr>
-              <w:t xml:space="preserve">교과목명</w:t>
+              <w:t>교과목명</w:t>
             </w:r>
           </w:p>
         </w:tc>
@@ -230,36 +172,19 @@
           </w:tcPr>
           <w:p>
             <w:pPr>
-              <w:widowControl w:val="0"/>
-              <w:autoSpaceDE w:val="0"/>
-              <w:snapToGrid w:val="0"/>
-              <w:spacing w:before="0" w:after="0" w:line="240" w:lineRule="auto"/>
-              <w:ind w:left="0" w:right="0" w:firstLine="0"/>
-              <w:jc w:val="both"/>
-              <w:textAlignment w:val="baseline"/>
+              <w:pStyle w:val="Style15"/>
+              <w:spacing w:lineRule="auto" w:line="240"/>
               <w:rPr>
-                <w:rFonts w:ascii="맑은 고딕" w:hAnsi="맑은 고딕" w:eastAsia="바탕" w:cs="Times New Roman"/>
-                <w:b w:val="0"/>
-                <w:bCs w:val="0"/>
-                <w:i w:val="0"/>
-                <w:color w:val="000000"/>
-                <w:kern w:val="2"/>
+                <w:rFonts w:ascii="맑은 고딕" w:hAnsi="맑은 고딕"/>
                 <w:sz w:val="24"/>
-                <w:szCs w:val="22"/>
               </w:rPr>
             </w:pPr>
             <w:r>
               <w:rPr>
-                <w:rFonts w:ascii="맑은 고딕" w:hAnsi="맑은 고딕" w:eastAsia="바탕" w:cs="Times New Roman"/>
-                <w:b w:val="0"/>
-                <w:bCs w:val="0"/>
-                <w:i w:val="0"/>
-                <w:color w:val="000000"/>
-                <w:kern w:val="2"/>
+                <w:rFonts w:ascii="맑은 고딕" w:hAnsi="맑은 고딕"/>
                 <w:sz w:val="24"/>
-                <w:szCs w:val="22"/>
               </w:rPr>
-              <w:t xml:space="preserve">:</w:t>
+              <w:t>:</w:t>
             </w:r>
           </w:p>
         </w:tc>
@@ -268,42 +193,26 @@
             <w:tcW w:w="7285" w:type="dxa"/>
             <w:tcBorders>
               <w:top w:val="single" w:sz="2" w:space="0" w:color="000000"/>
-              <w:right w:val="single" w:sz="2" w:space="0" w:color="000000"/>
+              <w:end w:val="single" w:sz="2" w:space="0" w:color="000000"/>
             </w:tcBorders>
             <w:vAlign w:val="center"/>
           </w:tcPr>
           <w:p>
             <w:pPr>
-              <w:widowControl w:val="0"/>
-              <w:autoSpaceDE w:val="0"/>
-              <w:snapToGrid w:val="0"/>
-              <w:spacing w:before="0" w:after="0" w:line="240" w:lineRule="auto"/>
-              <w:ind w:left="0" w:right="0" w:firstLine="0"/>
-              <w:jc w:val="both"/>
-              <w:textAlignment w:val="baseline"/>
+              <w:pStyle w:val="Style15"/>
+              <w:snapToGrid w:val="false"/>
+              <w:spacing w:lineRule="auto" w:line="240"/>
               <w:rPr>
-                <w:rFonts w:ascii="맑은 고딕" w:hAnsi="맑은 고딕" w:eastAsia="맑은 고딕" w:cs="Times New Roman"/>
-                <w:b w:val="0"/>
-                <w:bCs w:val="0"/>
-                <w:i w:val="0"/>
-                <w:color w:val="000000"/>
-                <w:kern w:val="2"/>
+                <w:rFonts w:ascii="맑은 고딕" w:hAnsi="맑은 고딕" w:eastAsia="맑은 고딕"/>
                 <w:sz w:val="24"/>
-                <w:szCs w:val="22"/>
               </w:rPr>
             </w:pPr>
             <w:r>
               <w:rPr>
-                <w:rFonts w:ascii="맑은 고딕" w:hAnsi="맑은 고딕" w:eastAsia="맑은 고딕" w:cs="Times New Roman"/>
-                <w:b w:val="0"/>
-                <w:bCs w:val="0"/>
-                <w:i w:val="0"/>
-                <w:color w:val="000000"/>
-                <w:kern w:val="2"/>
+                <w:rFonts w:eastAsia="맑은 고딕" w:ascii="맑은 고딕" w:hAnsi="맑은 고딕"/>
                 <w:sz w:val="24"/>
-                <w:szCs w:val="22"/>
               </w:rPr>
-              <w:t xml:space="preserve">식용작물학1</w:t>
+              <w:t>식용작물학1</w:t>
             </w:r>
           </w:p>
         </w:tc>
@@ -316,42 +225,23 @@
           <w:tcPr>
             <w:tcW w:w="427" w:type="dxa"/>
             <w:tcBorders>
-              <w:left w:val="single" w:sz="2" w:space="0" w:color="000000"/>
+              <w:start w:val="single" w:sz="2" w:space="0" w:color="000000"/>
             </w:tcBorders>
             <w:vAlign w:val="center"/>
           </w:tcPr>
           <w:p>
             <w:pPr>
-              <w:widowControl w:val="0"/>
-              <w:autoSpaceDE w:val="0"/>
-              <w:snapToGrid w:val="0"/>
-              <w:spacing w:before="0" w:after="0" w:line="240" w:lineRule="auto"/>
-              <w:ind w:left="0" w:right="0" w:firstLine="0"/>
-              <w:jc w:val="both"/>
-              <w:textAlignment w:val="baseline"/>
+              <w:pStyle w:val="Style15"/>
+              <w:spacing w:lineRule="auto" w:line="240"/>
               <w:rPr>
-                <w:rFonts w:ascii="바탕" w:hAnsi="바탕" w:eastAsia="바탕" w:cs="Times New Roman"/>
-                <w:b w:val="0"/>
-                <w:bCs w:val="0"/>
-                <w:i w:val="0"/>
-                <w:color w:val="000000"/>
-                <w:kern w:val="2"/>
                 <w:sz w:val="24"/>
-                <w:szCs w:val="22"/>
               </w:rPr>
             </w:pPr>
             <w:r>
               <w:rPr>
-                <w:rFonts w:ascii="바탕" w:hAnsi="바탕" w:eastAsia="바탕" w:cs="Times New Roman"/>
-                <w:b w:val="0"/>
-                <w:bCs w:val="0"/>
-                <w:i w:val="0"/>
-                <w:color w:val="000000"/>
-                <w:kern w:val="2"/>
                 <w:sz w:val="24"/>
-                <w:szCs w:val="22"/>
               </w:rPr>
-              <w:t xml:space="preserve"></w:t>
+              <w:t></w:t>
             </w:r>
           </w:p>
         </w:tc>
@@ -363,36 +253,22 @@
           </w:tcPr>
           <w:p>
             <w:pPr>
-              <w:widowControl w:val="0"/>
-              <w:autoSpaceDE w:val="0"/>
-              <w:snapToGrid w:val="0"/>
-              <w:spacing w:before="0" w:after="0" w:line="240" w:lineRule="auto"/>
-              <w:ind w:left="0" w:right="0" w:firstLine="0"/>
+              <w:pStyle w:val="Style15"/>
+              <w:spacing w:lineRule="auto" w:line="240"/>
               <w:jc w:val="distribute"/>
-              <w:textAlignment w:val="baseline"/>
               <w:rPr>
-                <w:rFonts w:ascii="바탕" w:hAnsi="바탕" w:eastAsia="맑은 고딕" w:cs="Times New Roman"/>
+                <w:rFonts w:eastAsia="맑은 고딕"/>
                 <w:b/>
-                <w:bCs w:val="0"/>
-                <w:i w:val="0"/>
-                <w:color w:val="000000"/>
-                <w:kern w:val="2"/>
                 <w:sz w:val="24"/>
-                <w:szCs w:val="22"/>
               </w:rPr>
             </w:pPr>
             <w:r>
               <w:rPr>
-                <w:rFonts w:ascii="바탕" w:hAnsi="바탕" w:eastAsia="맑은 고딕" w:cs="Times New Roman"/>
+                <w:rFonts w:eastAsia="맑은 고딕"/>
                 <w:b/>
-                <w:bCs w:val="0"/>
-                <w:i w:val="0"/>
-                <w:color w:val="000000"/>
-                <w:kern w:val="2"/>
                 <w:sz w:val="24"/>
-                <w:szCs w:val="22"/>
               </w:rPr>
-              <w:t xml:space="preserve">학번</w:t>
+              <w:t>학번</w:t>
             </w:r>
           </w:p>
         </w:tc>
@@ -404,36 +280,19 @@
           </w:tcPr>
           <w:p>
             <w:pPr>
-              <w:widowControl w:val="0"/>
-              <w:autoSpaceDE w:val="0"/>
-              <w:snapToGrid w:val="0"/>
-              <w:spacing w:before="0" w:after="0" w:line="240" w:lineRule="auto"/>
-              <w:ind w:left="0" w:right="0" w:firstLine="0"/>
-              <w:jc w:val="both"/>
-              <w:textAlignment w:val="baseline"/>
+              <w:pStyle w:val="Style15"/>
+              <w:spacing w:lineRule="auto" w:line="240"/>
               <w:rPr>
-                <w:rFonts w:ascii="맑은 고딕" w:hAnsi="맑은 고딕" w:eastAsia="바탕" w:cs="Times New Roman"/>
-                <w:b w:val="0"/>
-                <w:bCs w:val="0"/>
-                <w:i w:val="0"/>
-                <w:color w:val="000000"/>
-                <w:kern w:val="2"/>
+                <w:rFonts w:ascii="맑은 고딕" w:hAnsi="맑은 고딕"/>
                 <w:sz w:val="24"/>
-                <w:szCs w:val="22"/>
               </w:rPr>
             </w:pPr>
             <w:r>
               <w:rPr>
-                <w:rFonts w:ascii="맑은 고딕" w:hAnsi="맑은 고딕" w:eastAsia="바탕" w:cs="Times New Roman"/>
-                <w:b w:val="0"/>
-                <w:bCs w:val="0"/>
-                <w:i w:val="0"/>
-                <w:color w:val="000000"/>
-                <w:kern w:val="2"/>
+                <w:rFonts w:ascii="맑은 고딕" w:hAnsi="맑은 고딕"/>
                 <w:sz w:val="24"/>
-                <w:szCs w:val="22"/>
               </w:rPr>
-              <w:t xml:space="preserve">:</w:t>
+              <w:t>:</w:t>
             </w:r>
           </w:p>
         </w:tc>
@@ -441,42 +300,26 @@
           <w:tcPr>
             <w:tcW w:w="7285" w:type="dxa"/>
             <w:tcBorders>
-              <w:right w:val="single" w:sz="2" w:space="0" w:color="000000"/>
+              <w:end w:val="single" w:sz="2" w:space="0" w:color="000000"/>
             </w:tcBorders>
             <w:vAlign w:val="center"/>
           </w:tcPr>
           <w:p>
             <w:pPr>
-              <w:widowControl w:val="0"/>
-              <w:autoSpaceDE w:val="0"/>
-              <w:snapToGrid w:val="0"/>
-              <w:spacing w:before="0" w:after="0" w:line="240" w:lineRule="auto"/>
-              <w:ind w:left="0" w:right="0" w:firstLine="0"/>
-              <w:jc w:val="both"/>
-              <w:textAlignment w:val="baseline"/>
+              <w:pStyle w:val="Style15"/>
+              <w:snapToGrid w:val="false"/>
+              <w:spacing w:lineRule="auto" w:line="240"/>
               <w:rPr>
-                <w:rFonts w:ascii="맑은 고딕" w:hAnsi="맑은 고딕" w:eastAsia="맑은 고딕" w:cs="Times New Roman"/>
-                <w:b w:val="0"/>
-                <w:bCs w:val="0"/>
-                <w:i w:val="0"/>
-                <w:color w:val="000000"/>
-                <w:kern w:val="2"/>
+                <w:rFonts w:ascii="맑은 고딕" w:hAnsi="맑은 고딕" w:eastAsia="맑은 고딕"/>
                 <w:sz w:val="24"/>
-                <w:szCs w:val="22"/>
               </w:rPr>
             </w:pPr>
             <w:r>
               <w:rPr>
-                <w:rFonts w:ascii="맑은 고딕" w:hAnsi="맑은 고딕" w:eastAsia="맑은 고딕" w:cs="Times New Roman"/>
-                <w:b w:val="0"/>
-                <w:bCs w:val="0"/>
-                <w:i w:val="0"/>
-                <w:color w:val="000000"/>
-                <w:kern w:val="2"/>
+                <w:rFonts w:eastAsia="맑은 고딕" w:ascii="맑은 고딕" w:hAnsi="맑은 고딕"/>
                 <w:sz w:val="24"/>
-                <w:szCs w:val="22"/>
               </w:rPr>
-              <w:t xml:space="preserve">202631-348563</w:t>
+              <w:t>202631-348563</w:t>
             </w:r>
           </w:p>
         </w:tc>
@@ -489,42 +332,23 @@
           <w:tcPr>
             <w:tcW w:w="427" w:type="dxa"/>
             <w:tcBorders>
-              <w:left w:val="single" w:sz="2" w:space="0" w:color="000000"/>
+              <w:start w:val="single" w:sz="2" w:space="0" w:color="000000"/>
             </w:tcBorders>
             <w:vAlign w:val="center"/>
           </w:tcPr>
           <w:p>
             <w:pPr>
-              <w:widowControl w:val="0"/>
-              <w:autoSpaceDE w:val="0"/>
-              <w:snapToGrid w:val="0"/>
-              <w:spacing w:before="0" w:after="0" w:line="240" w:lineRule="auto"/>
-              <w:ind w:left="0" w:right="0" w:firstLine="0"/>
-              <w:jc w:val="both"/>
-              <w:textAlignment w:val="baseline"/>
+              <w:pStyle w:val="Style15"/>
+              <w:spacing w:lineRule="auto" w:line="240"/>
               <w:rPr>
-                <w:rFonts w:ascii="바탕" w:hAnsi="바탕" w:eastAsia="바탕" w:cs="Times New Roman"/>
-                <w:b w:val="0"/>
-                <w:bCs w:val="0"/>
-                <w:i w:val="0"/>
-                <w:color w:val="000000"/>
-                <w:kern w:val="2"/>
                 <w:sz w:val="24"/>
-                <w:szCs w:val="22"/>
               </w:rPr>
             </w:pPr>
             <w:r>
               <w:rPr>
-                <w:rFonts w:ascii="바탕" w:hAnsi="바탕" w:eastAsia="바탕" w:cs="Times New Roman"/>
-                <w:b w:val="0"/>
-                <w:bCs w:val="0"/>
-                <w:i w:val="0"/>
-                <w:color w:val="000000"/>
-                <w:kern w:val="2"/>
                 <w:sz w:val="24"/>
-                <w:szCs w:val="22"/>
               </w:rPr>
-              <w:t xml:space="preserve"></w:t>
+              <w:t></w:t>
             </w:r>
           </w:p>
         </w:tc>
@@ -536,36 +360,22 @@
           </w:tcPr>
           <w:p>
             <w:pPr>
-              <w:widowControl w:val="0"/>
-              <w:autoSpaceDE w:val="0"/>
-              <w:snapToGrid w:val="0"/>
-              <w:spacing w:before="0" w:after="0" w:line="240" w:lineRule="auto"/>
-              <w:ind w:left="0" w:right="0" w:firstLine="0"/>
+              <w:pStyle w:val="Style15"/>
+              <w:spacing w:lineRule="auto" w:line="240"/>
               <w:jc w:val="distribute"/>
-              <w:textAlignment w:val="baseline"/>
               <w:rPr>
-                <w:rFonts w:ascii="바탕" w:hAnsi="바탕" w:eastAsia="맑은 고딕" w:cs="Times New Roman"/>
+                <w:rFonts w:eastAsia="맑은 고딕"/>
                 <w:b/>
-                <w:bCs w:val="0"/>
-                <w:i w:val="0"/>
-                <w:color w:val="000000"/>
-                <w:kern w:val="2"/>
                 <w:sz w:val="24"/>
-                <w:szCs w:val="22"/>
               </w:rPr>
             </w:pPr>
             <w:r>
               <w:rPr>
-                <w:rFonts w:ascii="바탕" w:hAnsi="바탕" w:eastAsia="맑은 고딕" w:cs="Times New Roman"/>
+                <w:rFonts w:eastAsia="맑은 고딕"/>
                 <w:b/>
-                <w:bCs w:val="0"/>
-                <w:i w:val="0"/>
-                <w:color w:val="000000"/>
-                <w:kern w:val="2"/>
                 <w:sz w:val="24"/>
-                <w:szCs w:val="22"/>
               </w:rPr>
-              <w:t xml:space="preserve">성명</w:t>
+              <w:t>성명</w:t>
             </w:r>
           </w:p>
         </w:tc>
@@ -577,36 +387,19 @@
           </w:tcPr>
           <w:p>
             <w:pPr>
-              <w:widowControl w:val="0"/>
-              <w:autoSpaceDE w:val="0"/>
-              <w:snapToGrid w:val="0"/>
-              <w:spacing w:before="0" w:after="0" w:line="240" w:lineRule="auto"/>
-              <w:ind w:left="0" w:right="0" w:firstLine="0"/>
-              <w:jc w:val="both"/>
-              <w:textAlignment w:val="baseline"/>
+              <w:pStyle w:val="Style15"/>
+              <w:spacing w:lineRule="auto" w:line="240"/>
               <w:rPr>
-                <w:rFonts w:ascii="맑은 고딕" w:hAnsi="맑은 고딕" w:eastAsia="바탕" w:cs="Times New Roman"/>
-                <w:b w:val="0"/>
-                <w:bCs w:val="0"/>
-                <w:i w:val="0"/>
-                <w:color w:val="000000"/>
-                <w:kern w:val="2"/>
+                <w:rFonts w:ascii="맑은 고딕" w:hAnsi="맑은 고딕"/>
                 <w:sz w:val="24"/>
-                <w:szCs w:val="22"/>
               </w:rPr>
             </w:pPr>
             <w:r>
               <w:rPr>
-                <w:rFonts w:ascii="맑은 고딕" w:hAnsi="맑은 고딕" w:eastAsia="바탕" w:cs="Times New Roman"/>
-                <w:b w:val="0"/>
-                <w:bCs w:val="0"/>
-                <w:i w:val="0"/>
-                <w:color w:val="000000"/>
-                <w:kern w:val="2"/>
+                <w:rFonts w:ascii="맑은 고딕" w:hAnsi="맑은 고딕"/>
                 <w:sz w:val="24"/>
-                <w:szCs w:val="22"/>
               </w:rPr>
-              <w:t xml:space="preserve">:</w:t>
+              <w:t>:</w:t>
             </w:r>
           </w:p>
         </w:tc>
@@ -614,42 +407,26 @@
           <w:tcPr>
             <w:tcW w:w="7285" w:type="dxa"/>
             <w:tcBorders>
-              <w:right w:val="single" w:sz="2" w:space="0" w:color="000000"/>
+              <w:end w:val="single" w:sz="2" w:space="0" w:color="000000"/>
             </w:tcBorders>
             <w:vAlign w:val="center"/>
           </w:tcPr>
           <w:p>
             <w:pPr>
-              <w:widowControl w:val="0"/>
-              <w:autoSpaceDE w:val="0"/>
-              <w:snapToGrid w:val="0"/>
-              <w:spacing w:before="0" w:after="0" w:line="240" w:lineRule="auto"/>
-              <w:ind w:left="0" w:right="0" w:firstLine="0"/>
-              <w:jc w:val="both"/>
-              <w:textAlignment w:val="baseline"/>
+              <w:pStyle w:val="Style15"/>
+              <w:snapToGrid w:val="false"/>
+              <w:spacing w:lineRule="auto" w:line="240"/>
               <w:rPr>
-                <w:rFonts w:ascii="맑은 고딕" w:hAnsi="맑은 고딕" w:eastAsia="맑은 고딕" w:cs="Times New Roman"/>
-                <w:b w:val="0"/>
-                <w:bCs w:val="0"/>
-                <w:i w:val="0"/>
-                <w:color w:val="000000"/>
-                <w:kern w:val="2"/>
+                <w:rFonts w:ascii="맑은 고딕" w:hAnsi="맑은 고딕" w:eastAsia="맑은 고딕"/>
                 <w:sz w:val="24"/>
-                <w:szCs w:val="22"/>
               </w:rPr>
             </w:pPr>
             <w:r>
               <w:rPr>
-                <w:rFonts w:ascii="맑은 고딕" w:hAnsi="맑은 고딕" w:eastAsia="맑은 고딕" w:cs="Times New Roman"/>
-                <w:b w:val="0"/>
-                <w:bCs w:val="0"/>
-                <w:i w:val="0"/>
-                <w:color w:val="000000"/>
-                <w:kern w:val="2"/>
+                <w:rFonts w:eastAsia="맑은 고딕" w:ascii="맑은 고딕" w:hAnsi="맑은 고딕"/>
                 <w:sz w:val="24"/>
-                <w:szCs w:val="22"/>
               </w:rPr>
-              <w:t xml:space="preserve">임성렬</w:t>
+              <w:t>임성렬</w:t>
             </w:r>
           </w:p>
         </w:tc>
@@ -662,43 +439,24 @@
           <w:tcPr>
             <w:tcW w:w="427" w:type="dxa"/>
             <w:tcBorders>
-              <w:left w:val="single" w:sz="2" w:space="0" w:color="000000"/>
+              <w:start w:val="single" w:sz="2" w:space="0" w:color="000000"/>
               <w:bottom w:val="single" w:sz="2" w:space="0" w:color="000000"/>
             </w:tcBorders>
             <w:vAlign w:val="center"/>
           </w:tcPr>
           <w:p>
             <w:pPr>
-              <w:widowControl w:val="0"/>
-              <w:autoSpaceDE w:val="0"/>
-              <w:snapToGrid w:val="0"/>
-              <w:spacing w:before="0" w:after="0" w:line="240" w:lineRule="auto"/>
-              <w:ind w:left="0" w:right="0" w:firstLine="0"/>
-              <w:jc w:val="both"/>
-              <w:textAlignment w:val="baseline"/>
+              <w:pStyle w:val="Style15"/>
+              <w:spacing w:lineRule="auto" w:line="240"/>
               <w:rPr>
-                <w:rFonts w:ascii="바탕" w:hAnsi="바탕" w:eastAsia="바탕" w:cs="Times New Roman"/>
-                <w:b w:val="0"/>
-                <w:bCs w:val="0"/>
-                <w:i w:val="0"/>
-                <w:color w:val="000000"/>
-                <w:kern w:val="2"/>
                 <w:sz w:val="24"/>
-                <w:szCs w:val="22"/>
               </w:rPr>
             </w:pPr>
             <w:r>
               <w:rPr>
-                <w:rFonts w:ascii="바탕" w:hAnsi="바탕" w:eastAsia="바탕" w:cs="Times New Roman"/>
-                <w:b w:val="0"/>
-                <w:bCs w:val="0"/>
-                <w:i w:val="0"/>
-                <w:color w:val="000000"/>
-                <w:kern w:val="2"/>
                 <w:sz w:val="24"/>
-                <w:szCs w:val="22"/>
               </w:rPr>
-              <w:t xml:space="preserve"></w:t>
+              <w:t></w:t>
             </w:r>
           </w:p>
         </w:tc>
@@ -712,36 +470,22 @@
           </w:tcPr>
           <w:p>
             <w:pPr>
-              <w:widowControl w:val="0"/>
-              <w:autoSpaceDE w:val="0"/>
-              <w:snapToGrid w:val="0"/>
-              <w:spacing w:before="0" w:after="0" w:line="240" w:lineRule="auto"/>
-              <w:ind w:left="0" w:right="0" w:firstLine="0"/>
+              <w:pStyle w:val="Style15"/>
+              <w:spacing w:lineRule="auto" w:line="240"/>
               <w:jc w:val="distribute"/>
-              <w:textAlignment w:val="baseline"/>
               <w:rPr>
-                <w:rFonts w:ascii="바탕" w:hAnsi="바탕" w:eastAsia="맑은 고딕" w:cs="Times New Roman"/>
+                <w:rFonts w:eastAsia="맑은 고딕"/>
                 <w:b/>
-                <w:bCs w:val="0"/>
-                <w:i w:val="0"/>
-                <w:color w:val="000000"/>
-                <w:kern w:val="2"/>
                 <w:sz w:val="24"/>
-                <w:szCs w:val="22"/>
               </w:rPr>
             </w:pPr>
             <w:r>
               <w:rPr>
-                <w:rFonts w:ascii="바탕" w:hAnsi="바탕" w:eastAsia="맑은 고딕" w:cs="Times New Roman"/>
+                <w:rFonts w:eastAsia="맑은 고딕"/>
                 <w:b/>
-                <w:bCs w:val="0"/>
-                <w:i w:val="0"/>
-                <w:color w:val="000000"/>
-                <w:kern w:val="2"/>
                 <w:sz w:val="24"/>
-                <w:szCs w:val="22"/>
               </w:rPr>
-              <w:t xml:space="preserve">연락처</w:t>
+              <w:t>연락처</w:t>
             </w:r>
           </w:p>
         </w:tc>
@@ -755,36 +499,19 @@
           </w:tcPr>
           <w:p>
             <w:pPr>
-              <w:widowControl w:val="0"/>
-              <w:autoSpaceDE w:val="0"/>
-              <w:snapToGrid w:val="0"/>
-              <w:spacing w:before="0" w:after="0" w:line="240" w:lineRule="auto"/>
-              <w:ind w:left="0" w:right="0" w:firstLine="0"/>
-              <w:jc w:val="both"/>
-              <w:textAlignment w:val="baseline"/>
+              <w:pStyle w:val="Style15"/>
+              <w:spacing w:lineRule="auto" w:line="240"/>
               <w:rPr>
-                <w:rFonts w:ascii="맑은 고딕" w:hAnsi="맑은 고딕" w:eastAsia="바탕" w:cs="Times New Roman"/>
-                <w:b w:val="0"/>
-                <w:bCs w:val="0"/>
-                <w:i w:val="0"/>
-                <w:color w:val="000000"/>
-                <w:kern w:val="2"/>
+                <w:rFonts w:ascii="맑은 고딕" w:hAnsi="맑은 고딕"/>
                 <w:sz w:val="24"/>
-                <w:szCs w:val="22"/>
               </w:rPr>
             </w:pPr>
             <w:r>
               <w:rPr>
-                <w:rFonts w:ascii="맑은 고딕" w:hAnsi="맑은 고딕" w:eastAsia="바탕" w:cs="Times New Roman"/>
-                <w:b w:val="0"/>
-                <w:bCs w:val="0"/>
-                <w:i w:val="0"/>
-                <w:color w:val="000000"/>
-                <w:kern w:val="2"/>
+                <w:rFonts w:ascii="맑은 고딕" w:hAnsi="맑은 고딕"/>
                 <w:sz w:val="24"/>
-                <w:szCs w:val="22"/>
               </w:rPr>
-              <w:t xml:space="preserve">:</w:t>
+              <w:t>:</w:t>
             </w:r>
           </w:p>
         </w:tc>
@@ -793,56 +520,42 @@
             <w:tcW w:w="7285" w:type="dxa"/>
             <w:tcBorders>
               <w:bottom w:val="single" w:sz="2" w:space="0" w:color="000000"/>
-              <w:right w:val="single" w:sz="2" w:space="0" w:color="000000"/>
+              <w:end w:val="single" w:sz="2" w:space="0" w:color="000000"/>
             </w:tcBorders>
             <w:vAlign w:val="center"/>
           </w:tcPr>
           <w:p>
             <w:pPr>
-              <w:widowControl w:val="0"/>
-              <w:autoSpaceDE w:val="0"/>
-              <w:snapToGrid w:val="0"/>
-              <w:spacing w:before="0" w:after="0" w:line="240" w:lineRule="auto"/>
-              <w:ind w:left="0" w:right="0" w:firstLine="0"/>
-              <w:jc w:val="both"/>
-              <w:textAlignment w:val="baseline"/>
+              <w:pStyle w:val="Style15"/>
+              <w:snapToGrid w:val="false"/>
+              <w:spacing w:lineRule="auto" w:line="240"/>
               <w:rPr>
-                <w:rFonts w:ascii="맑은 고딕" w:hAnsi="맑은 고딕" w:eastAsia="맑은 고딕" w:cs="Times New Roman"/>
-                <w:b w:val="0"/>
-                <w:bCs w:val="0"/>
-                <w:i w:val="0"/>
-                <w:color w:val="000000"/>
-                <w:kern w:val="2"/>
+                <w:rFonts w:ascii="맑은 고딕" w:hAnsi="맑은 고딕" w:eastAsia="맑은 고딕"/>
                 <w:sz w:val="24"/>
-                <w:szCs w:val="22"/>
               </w:rPr>
             </w:pPr>
+            <w:r>
+              <w:rPr>
+                <w:rFonts w:eastAsia="맑은 고딕" w:ascii="맑은 고딕" w:hAnsi="맑은 고딕"/>
+                <w:sz w:val="24"/>
+              </w:rPr>
+            </w:r>
           </w:p>
         </w:tc>
       </w:tr>
     </w:tbl>
     <w:p>
       <w:pPr>
-        <w:widowControl w:val="0"/>
-        <w:autoSpaceDE w:val="0"/>
-        <w:snapToGrid w:val="0"/>
-        <w:spacing w:before="0" w:after="0" w:line="384" w:lineRule="auto"/>
-        <w:ind w:left="0" w:right="0" w:firstLine="0"/>
-        <w:jc w:val="both"/>
-        <w:textAlignment w:val="baseline"/>
+        <w:pStyle w:val="Style15"/>
         <w:rPr>
-          <w:rFonts w:ascii="맑은 고딕" w:hAnsi="맑은 고딕" w:eastAsia="맑은 고딕" w:cs="Times New Roman"/>
-          <w:b w:val="0"/>
-          <w:bCs w:val="0"/>
-          <w:i w:val="0"/>
-          <w:color w:val="000000"/>
+          <w:rFonts w:ascii="맑은 고딕" w:hAnsi="맑은 고딕" w:eastAsia="맑은 고딕"/>
           <w:spacing w:val="-5"/>
-          <w:kern w:val="2"/>
-          <w:sz w:val="20"/>
           <w:szCs w:val="20"/>
         </w:rPr>
       </w:pPr>
-      <w:r xmlns:a="http://schemas.openxmlformats.org/drawingml/2006/main" xmlns:pic="http://schemas.openxmlformats.org/drawingml/2006/picture">
+      <w:bookmarkStart w:id="0" w:name="_top"/>
+      <w:bookmarkEnd w:id="0"/>
+      <w:r>
         <w:drawing>
           <wp:anchor behindDoc="0" distT="0" distB="0" distL="114935" distR="114935" simplePos="0" locked="0" layoutInCell="0" allowOverlap="1" relativeHeight="2">
             <wp:simplePos x="0" y="0"/>
@@ -855,21 +568,22 @@
             <wp:extent cx="6120130" cy="144145"/>
             <wp:effectExtent l="0" t="0" r="0" b="0"/>
             <wp:wrapTopAndBottom/>
-            <wp:docPr id="1004" name="그림 1"/>
+            <wp:docPr id="1004" name="그림 1" descr="" title=""/>
             <wp:cNvGraphicFramePr>
-              <a:graphicFrameLocks noChangeAspect="1"/>
+              <a:graphicFrameLocks xmlns:a="http://schemas.openxmlformats.org/drawingml/2006/main" noChangeAspect="1"/>
             </wp:cNvGraphicFramePr>
-            <a:graphic>
+            <a:graphic xmlns:a="http://schemas.openxmlformats.org/drawingml/2006/main">
               <a:graphicData uri="http://schemas.openxmlformats.org/drawingml/2006/picture">
-                <pic:pic>
+                <pic:pic xmlns:pic="http://schemas.openxmlformats.org/drawingml/2006/picture">
                   <pic:nvPicPr>
-                    <pic:cNvPr id="1004" name="그림 1"/>
+                    <pic:cNvPr id="1004" name="그림 1" descr="" title=""/>
                     <pic:cNvPicPr>
                       <a:picLocks noChangeAspect="1" noChangeArrowheads="1"/>
                     </pic:cNvPicPr>
                   </pic:nvPicPr>
                   <pic:blipFill>
                     <a:blip r:embed="rId12"/>
+                    <a:srcRect l="-5" t="-236" r="-5" b="-236"/>
                     <a:stretch>
                       <a:fillRect/>
                     </a:stretch>
@@ -891,164 +605,97 @@
       </w:r>
       <w:r>
         <w:rPr>
-          <w:rFonts w:ascii="맑은 고딕" w:hAnsi="맑은 고딕" w:eastAsia="맑은 고딕" w:cs="맑은 고딕"/>
-          <w:b w:val="0"/>
-          <w:bCs w:val="0"/>
-          <w:i w:val="0"/>
-          <w:color w:val="000000"/>
+          <w:rFonts w:eastAsia="맑은 고딕" w:cs="맑은 고딕" w:ascii="맑은 고딕" w:hAnsi="맑은 고딕"/>
           <w:spacing w:val="-5"/>
-          <w:kern w:val="2"/>
-          <w:sz w:val="20"/>
           <w:szCs w:val="20"/>
         </w:rPr>
         <w:t xml:space="preserve"> </w:t>
       </w:r>
       <w:r>
         <w:rPr>
-          <w:rFonts w:ascii="맑은 고딕" w:hAnsi="맑은 고딕" w:eastAsia="바탕" w:cs="Times New Roman"/>
-          <w:b w:val="0"/>
-          <w:bCs w:val="0"/>
-          <w:i w:val="0"/>
-          <w:color w:val="000000"/>
+          <w:rFonts w:ascii="맑은 고딕" w:hAnsi="맑은 고딕"/>
           <w:spacing w:val="-5"/>
-          <w:kern w:val="2"/>
-          <w:sz w:val="20"/>
           <w:szCs w:val="20"/>
         </w:rPr>
-        <w:t xml:space="preserve">※</w:t>
+        <w:t>※</w:t>
       </w:r>
       <w:r>
         <w:rPr>
-          <w:rFonts w:ascii="맑은 고딕" w:hAnsi="맑은 고딕" w:eastAsia="맑은 고딕" w:cs="맑은 고딕"/>
-          <w:b w:val="0"/>
-          <w:bCs w:val="0"/>
-          <w:i w:val="0"/>
-          <w:color w:val="000000"/>
+          <w:rFonts w:eastAsia="맑은 고딕" w:cs="맑은 고딕" w:ascii="맑은 고딕" w:hAnsi="맑은 고딕"/>
           <w:spacing w:val="-5"/>
-          <w:kern w:val="2"/>
-          <w:sz w:val="20"/>
           <w:szCs w:val="20"/>
         </w:rPr>
         <w:t xml:space="preserve"> </w:t>
       </w:r>
       <w:r>
         <w:rPr>
-          <w:rFonts w:ascii="맑은 고딕" w:hAnsi="맑은 고딕" w:eastAsia="맑은 고딕" w:cs="Times New Roman"/>
-          <w:b w:val="0"/>
-          <w:bCs w:val="0"/>
-          <w:i w:val="0"/>
-          <w:color w:val="000000"/>
+          <w:rFonts w:eastAsia="맑은 고딕" w:ascii="맑은 고딕" w:hAnsi="맑은 고딕"/>
           <w:spacing w:val="-5"/>
-          <w:kern w:val="2"/>
-          <w:sz w:val="20"/>
           <w:szCs w:val="20"/>
         </w:rPr>
-        <w:t xml:space="preserve">A4</w:t>
+        <w:t>A4</w:t>
       </w:r>
       <w:r>
         <w:rPr>
-          <w:rFonts w:ascii="맑은 고딕" w:hAnsi="맑은 고딕" w:eastAsia="맑은 고딕" w:cs="Times New Roman"/>
-          <w:b w:val="0"/>
-          <w:bCs w:val="0"/>
-          <w:i w:val="0"/>
-          <w:color w:val="000000"/>
+          <w:rFonts w:ascii="맑은 고딕" w:hAnsi="맑은 고딕" w:eastAsia="맑은 고딕"/>
           <w:spacing w:val="-5"/>
-          <w:kern w:val="2"/>
-          <w:sz w:val="20"/>
           <w:szCs w:val="20"/>
         </w:rPr>
-        <w:t xml:space="preserve">용지 편집 사용</w:t>
+        <w:t>용지 편집 사용</w:t>
       </w:r>
     </w:p>
     <w:p>
       <w:pPr>
-        <w:widowControl w:val="0"/>
-        <w:autoSpaceDE w:val="0"/>
-        <w:snapToGrid w:val="0"/>
-        <w:spacing w:before="0" w:after="0" w:line="240" w:lineRule="auto"/>
-        <w:ind w:left="0" w:right="0" w:firstLine="0"/>
-        <w:jc w:val="both"/>
-        <w:textAlignment w:val="baseline"/>
+        <w:pStyle w:val="Style15"/>
+        <w:spacing w:lineRule="auto" w:line="240"/>
         <w:rPr>
           <w:rFonts w:ascii="맑은 고딕" w:hAnsi="맑은 고딕" w:eastAsia="맑은 고딕" w:cs="맑은 고딕"/>
-          <w:b w:val="0"/>
-          <w:bCs w:val="0"/>
-          <w:i w:val="0"/>
           <w:strike/>
-          <w:color w:val="000000"/>
           <w:spacing w:val="-5"/>
-          <w:kern w:val="2"/>
           <w:sz w:val="24"/>
-          <w:szCs w:val="24"/>
         </w:rPr>
       </w:pPr>
       <w:r>
         <w:rPr>
-          <w:rFonts w:ascii="맑은 고딕" w:hAnsi="맑은 고딕" w:eastAsia="맑은 고딕" w:cs="맑은 고딕"/>
-          <w:b w:val="0"/>
-          <w:bCs w:val="0"/>
-          <w:i w:val="0"/>
+          <w:rFonts w:eastAsia="맑은 고딕" w:cs="맑은 고딕" w:ascii="맑은 고딕" w:hAnsi="맑은 고딕"/>
           <w:strike/>
-          <w:color w:val="000000"/>
           <w:spacing w:val="-5"/>
-          <w:kern w:val="2"/>
           <w:sz w:val="24"/>
-          <w:szCs w:val="24"/>
         </w:rPr>
         <w:t xml:space="preserve">                                                                                        </w:t>
       </w:r>
     </w:p>
     <w:p>
       <w:pPr>
-        <w:widowControl w:val="0"/>
-        <w:autoSpaceDE w:val="0"/>
-        <w:snapToGrid w:val="0"/>
-        <w:spacing w:before="0" w:after="0" w:line="384" w:lineRule="auto"/>
-        <w:ind w:left="0" w:right="0" w:firstLine="0"/>
-        <w:jc w:val="both"/>
-        <w:textAlignment w:val="baseline"/>
+        <w:pStyle w:val="Style15"/>
         <w:rPr>
-          <w:rFonts w:ascii="맑은 고딕" w:hAnsi="맑은 고딕" w:eastAsia="맑은 고딕" w:cs="Times New Roman"/>
-          <w:b w:val="0"/>
-          <w:bCs w:val="0"/>
-          <w:i w:val="0"/>
-          <w:color w:val="000000"/>
+          <w:rFonts w:ascii="맑은 고딕" w:hAnsi="맑은 고딕" w:eastAsia="맑은 고딕"/>
           <w:spacing w:val="-5"/>
-          <w:kern w:val="2"/>
           <w:sz w:val="24"/>
-          <w:szCs w:val="24"/>
         </w:rPr>
         <w:sectPr>
+          <w:type w:val="nextPage"/>
           <w:pgSz w:w="11906" w:h="16838"/>
-          <w:pgMar w:top="1984" w:right="1134" w:bottom="1700" w:left="1134" w:header="1134" w:footer="850" w:gutter="0"/>
-          <w:cols w:space="720"/>
+          <w:pgMar w:left="1134" w:right="1134" w:gutter="0" w:header="0" w:top="1984" w:footer="0" w:bottom="1700"/>
+          <w:pgNumType w:fmt="decimal"/>
+          <w:formProt w:val="false"/>
+          <w:textDirection w:val="lrTb"/>
+          <w:docGrid w:type="default" w:linePitch="360" w:charSpace="0"/>
         </w:sectPr>
       </w:pPr>
       <w:r>
         <w:rPr>
-          <w:rFonts w:ascii="맑은 고딕" w:hAnsi="맑은 고딕" w:eastAsia="맑은 고딕" w:cs="Times New Roman"/>
-          <w:b w:val="0"/>
-          <w:bCs w:val="0"/>
-          <w:i w:val="0"/>
-          <w:color w:val="000000"/>
+          <w:rFonts w:eastAsia="맑은 고딕" w:ascii="맑은 고딕" w:hAnsi="맑은 고딕"/>
           <w:spacing w:val="-5"/>
-          <w:kern w:val="2"/>
           <w:sz w:val="24"/>
-          <w:szCs w:val="24"/>
         </w:rPr>
         <w:t xml:space="preserve">- </w:t>
       </w:r>
       <w:r>
         <w:rPr>
-          <w:rFonts w:ascii="맑은 고딕" w:hAnsi="맑은 고딕" w:eastAsia="맑은 고딕" w:cs="Times New Roman"/>
-          <w:b w:val="0"/>
-          <w:bCs w:val="0"/>
-          <w:i w:val="0"/>
-          <w:color w:val="000000"/>
+          <w:rFonts w:ascii="맑은 고딕" w:hAnsi="맑은 고딕" w:eastAsia="맑은 고딕"/>
           <w:spacing w:val="-5"/>
-          <w:kern w:val="2"/>
           <w:sz w:val="24"/>
-          <w:szCs w:val="24"/>
         </w:rPr>
         <w:t xml:space="preserve">이하 작성  </w:t>
       </w:r>
@@ -14094,6 +13741,28 @@
         <w:shd w:val="clear" w:color="auto" w:fill="FBCAA2" w:themeFill="accent6" w:themeFillTint="7F"/>
       </w:tcPr>
     </w:tblStylePr>
+  </w:style>
+  <w:style w:type="paragraph" w:styleId="Style15">
+    <w:name w:val="바탕글"/>
+    <w:qFormat/>
+    <w:pPr>
+      <w:widowControl w:val="false"/>
+      <w:pBdr/>
+      <w:autoSpaceDE w:val="false"/>
+      <w:bidi w:val="0"/>
+      <w:snapToGrid w:val="false"/>
+      <w:spacing w:lineRule="auto" w:line="384" w:before="0" w:after="0"/>
+      <w:jc w:val="both"/>
+      <w:textAlignment w:val="baseline"/>
+    </w:pPr>
+    <w:rPr>
+      <w:rFonts w:ascii="바탕" w:hAnsi="바탕" w:eastAsia="바탕" w:cs="Times New Roman"/>
+      <w:color w:val="000000"/>
+      <w:kern w:val="2"/>
+      <w:sz w:val="20"/>
+      <w:szCs w:val="22"/>
+      <w:lang w:val="en-US" w:eastAsia="ko-KR" w:bidi="ar-SA"/>
+    </w:rPr>
   </w:style>
 </w:styles>
 </file>

--- a/assignments/제출용/식용작물학1_결과보고서_제출용.docx
+++ b/assignments/제출용/식용작물학1_결과보고서_제출용.docx
@@ -773,13 +773,13 @@
     </w:p>
     <w:p>
       <w:pPr>
-        <w:spacing w:after="40" w:before="0" w:line="312" w:lineRule="auto"/>
+        <w:spacing w:after="40" w:before="0" w:line="360" w:lineRule="auto"/>
         <w:jc w:val="center"/>
       </w:pPr>
       <w:r>
         <w:rPr>
           <w:b/>
-          <w:sz w:val="20"/>
+          <w:sz w:val="22"/>
         </w:rPr>
         <w:t>표 1. 시작연도(2005년) 대비 최종연도(2024년)의 변화</w:t>
       </w:r>
@@ -1189,26 +1189,26 @@
     </w:tbl>
     <w:p>
       <w:pPr>
-        <w:spacing w:after="0" w:before="40" w:line="312" w:lineRule="auto"/>
+        <w:spacing w:after="0" w:before="40" w:line="360" w:lineRule="auto"/>
         <w:jc w:val="left"/>
       </w:pPr>
       <w:r>
         <w:rPr>
           <w:b w:val="0"/>
-          <w:sz w:val="18"/>
+          <w:sz w:val="22"/>
         </w:rPr>
         <w:t>※ 전체 변화율(%) = (최종연도 값 − 시작연도 값) ÷ 시작연도 값 × 100</w:t>
       </w:r>
     </w:p>
     <w:p>
       <w:pPr>
-        <w:spacing w:after="120" w:before="0" w:line="312" w:lineRule="auto"/>
+        <w:spacing w:after="120" w:before="0" w:line="360" w:lineRule="auto"/>
         <w:jc w:val="left"/>
       </w:pPr>
       <w:r>
         <w:rPr>
           <w:b w:val="0"/>
-          <w:sz w:val="18"/>
+          <w:sz w:val="22"/>
         </w:rPr>
         <w:t>자료: 국가데이터처 KOSIS 「농작물생산조사」</w:t>
       </w:r>
@@ -1638,14 +1638,14 @@
     <w:p>
       <w:pPr>
         <w:keepNext/>
-        <w:spacing w:after="20" w:before="0" w:line="240" w:lineRule="auto"/>
+        <w:spacing w:after="20" w:before="0" w:line="360" w:lineRule="auto"/>
         <w:ind w:hanging="240" w:left="240"/>
         <w:jc w:val="left"/>
       </w:pPr>
       <w:r>
         <w:rPr>
           <w:b w:val="0"/>
-          <w:sz w:val="18"/>
+          <w:sz w:val="22"/>
         </w:rPr>
         <w:t>국가데이터처, 「농작물생산조사」 통계표 '서류생산량(생서)', KOSIS 국가통계포털(kosis.kr), 2026.10.10. 다운로드.</w:t>
       </w:r>
@@ -1653,28 +1653,28 @@
     <w:p>
       <w:pPr>
         <w:keepNext/>
-        <w:spacing w:after="20" w:before="0" w:line="240" w:lineRule="auto"/>
+        <w:spacing w:after="20" w:before="0" w:line="360" w:lineRule="auto"/>
         <w:ind w:hanging="240" w:left="240"/>
         <w:jc w:val="left"/>
       </w:pPr>
       <w:r>
         <w:rPr>
           <w:b w:val="0"/>
-          <w:sz w:val="18"/>
+          <w:sz w:val="22"/>
         </w:rPr>
         <w:t>경북매일신문(2011.10.25). 「감자 가격 급등… 생산량 줄어」(윤경보 기자). https://kbmaeil.com/article/201110250017072</w:t>
       </w:r>
     </w:p>
     <w:p>
       <w:pPr>
-        <w:spacing w:after="20" w:before="0" w:line="240" w:lineRule="auto"/>
+        <w:spacing w:after="20" w:before="0" w:line="360" w:lineRule="auto"/>
         <w:ind w:hanging="240" w:left="240"/>
         <w:jc w:val="left"/>
       </w:pPr>
       <w:r>
         <w:rPr>
           <w:b w:val="0"/>
-          <w:sz w:val="18"/>
+          <w:sz w:val="22"/>
         </w:rPr>
         <w:t>비즈워치(2018.5.9). 「[핀셋] 감자?금자!① 감자전 한 장 1만5000원 된 사연」(정재웅 기자). https://news.bizwatch.co.kr/article/consumer/2018/05/08/0011</w:t>
       </w:r>

--- a/assignments/제출용/식용작물학1_결과보고서_제출용.docx
+++ b/assignments/제출용/식용작물학1_결과보고서_제출용.docx
@@ -708,7 +708,8 @@
       <w:r>
         <w:rPr>
           <w:b/>
-          <w:sz w:val="25"/>
+          <w:sz w:val="22"/>
+          <w:szCs w:val="22"/>
         </w:rPr>
         <w:t>최근 20년간(2005~2024년) 우리나라 감자의 재배면적·단수·생산량 변화 분석</w:t>
       </w:r>
@@ -722,7 +723,8 @@
       <w:r>
         <w:rPr>
           <w:b/>
-          <w:sz w:val="24"/>
+          <w:sz w:val="22"/>
+          <w:szCs w:val="22"/>
         </w:rPr>
         <w:t>1. 분석 개요</w:t>
       </w:r>
@@ -738,6 +740,7 @@
         <w:rPr>
           <w:rFonts w:ascii="맑은 고딕" w:hAnsi="맑은 고딕"/>
           <w:sz w:val="22"/>
+          <w:szCs w:val="22"/>
         </w:rPr>
         <w:t>국가데이터처 KOSIS 「농작물생산조사」의 ‘서류생산량(생서)’ 통계에서 2005년부터 2024년까지 전국 감자의 재배면적, 단수, 총생산량을 비교했습니다. 2025년은 감자 합계 수치가 공표되지 않아 제외했습니다.</w:t>
       </w:r>
@@ -753,6 +756,7 @@
         <w:rPr>
           <w:rFonts w:ascii="맑은 고딕" w:hAnsi="맑은 고딕"/>
           <w:sz w:val="22"/>
+          <w:szCs w:val="22"/>
         </w:rPr>
         <w:t>Excel로 2005년 기준 지수와 전년 대비 변화율을 계산해 재배면적과 단수의 영향을 비교했습니다.</w:t>
       </w:r>
@@ -766,7 +770,8 @@
       <w:r>
         <w:rPr>
           <w:b/>
-          <w:sz w:val="24"/>
+          <w:sz w:val="22"/>
+          <w:szCs w:val="22"/>
         </w:rPr>
         <w:t>2. 분석 결과</w:t>
       </w:r>
@@ -780,6 +785,7 @@
         <w:rPr>
           <w:b/>
           <w:sz w:val="22"/>
+          <w:szCs w:val="22"/>
         </w:rPr>
         <w:t>표 1. 시작연도(2005년) 대비 최종연도(2024년)의 변화</w:t>
       </w:r>
@@ -812,7 +818,8 @@
             <w:r>
               <w:rPr>
                 <w:b/>
-                <w:sz w:val="20"/>
+                <w:sz w:val="22"/>
+                <w:szCs w:val="22"/>
               </w:rPr>
               <w:t>구분</w:t>
             </w:r>
@@ -831,7 +838,8 @@
             <w:r>
               <w:rPr>
                 <w:b/>
-                <w:sz w:val="20"/>
+                <w:sz w:val="22"/>
+                <w:szCs w:val="22"/>
               </w:rPr>
               <w:t>2005년</w:t>
             </w:r>
@@ -850,7 +858,8 @@
             <w:r>
               <w:rPr>
                 <w:b/>
-                <w:sz w:val="20"/>
+                <w:sz w:val="22"/>
+                <w:szCs w:val="22"/>
               </w:rPr>
               <w:t>2024년</w:t>
             </w:r>
@@ -869,7 +878,8 @@
             <w:r>
               <w:rPr>
                 <w:b/>
-                <w:sz w:val="20"/>
+                <w:sz w:val="22"/>
+                <w:szCs w:val="22"/>
               </w:rPr>
               <w:t>전체 변화율(%)</w:t>
             </w:r>
@@ -888,7 +898,8 @@
             <w:r>
               <w:rPr>
                 <w:b/>
-                <w:sz w:val="20"/>
+                <w:sz w:val="22"/>
+                <w:szCs w:val="22"/>
               </w:rPr>
               <w:t>지수(2005=100)</w:t>
             </w:r>
@@ -909,7 +920,8 @@
             <w:r>
               <w:rPr>
                 <w:b w:val="0"/>
-                <w:sz w:val="20"/>
+                <w:sz w:val="22"/>
+                <w:szCs w:val="22"/>
               </w:rPr>
               <w:t>재배면적(ha)</w:t>
             </w:r>
@@ -928,7 +940,8 @@
             <w:r>
               <w:rPr>
                 <w:b w:val="0"/>
-                <w:sz w:val="20"/>
+                <w:sz w:val="22"/>
+                <w:szCs w:val="22"/>
               </w:rPr>
               <w:t>32,728</w:t>
             </w:r>
@@ -947,7 +960,8 @@
             <w:r>
               <w:rPr>
                 <w:b w:val="0"/>
-                <w:sz w:val="20"/>
+                <w:sz w:val="22"/>
+                <w:szCs w:val="22"/>
               </w:rPr>
               <w:t>23,969</w:t>
             </w:r>
@@ -966,7 +980,8 @@
             <w:r>
               <w:rPr>
                 <w:b w:val="0"/>
-                <w:sz w:val="20"/>
+                <w:sz w:val="22"/>
+                <w:szCs w:val="22"/>
               </w:rPr>
               <w:t>-26.8</w:t>
             </w:r>
@@ -985,7 +1000,8 @@
             <w:r>
               <w:rPr>
                 <w:b w:val="0"/>
-                <w:sz w:val="20"/>
+                <w:sz w:val="22"/>
+                <w:szCs w:val="22"/>
               </w:rPr>
               <w:t>73.2</w:t>
             </w:r>
@@ -1006,7 +1022,8 @@
             <w:r>
               <w:rPr>
                 <w:b w:val="0"/>
-                <w:sz w:val="20"/>
+                <w:sz w:val="22"/>
+                <w:szCs w:val="22"/>
               </w:rPr>
               <w:t>단수(kg/10a)</w:t>
             </w:r>
@@ -1025,7 +1042,8 @@
             <w:r>
               <w:rPr>
                 <w:b w:val="0"/>
-                <w:sz w:val="20"/>
+                <w:sz w:val="22"/>
+                <w:szCs w:val="22"/>
               </w:rPr>
               <w:t>2,732</w:t>
             </w:r>
@@ -1044,7 +1062,8 @@
             <w:r>
               <w:rPr>
                 <w:b w:val="0"/>
-                <w:sz w:val="20"/>
+                <w:sz w:val="22"/>
+                <w:szCs w:val="22"/>
               </w:rPr>
               <w:t>2,474</w:t>
             </w:r>
@@ -1063,7 +1082,8 @@
             <w:r>
               <w:rPr>
                 <w:b w:val="0"/>
-                <w:sz w:val="20"/>
+                <w:sz w:val="22"/>
+                <w:szCs w:val="22"/>
               </w:rPr>
               <w:t>-9.4</w:t>
             </w:r>
@@ -1082,7 +1102,8 @@
             <w:r>
               <w:rPr>
                 <w:b w:val="0"/>
-                <w:sz w:val="20"/>
+                <w:sz w:val="22"/>
+                <w:szCs w:val="22"/>
               </w:rPr>
               <w:t>90.6</w:t>
             </w:r>
@@ -1103,7 +1124,8 @@
             <w:r>
               <w:rPr>
                 <w:b w:val="0"/>
-                <w:sz w:val="20"/>
+                <w:sz w:val="22"/>
+                <w:szCs w:val="22"/>
               </w:rPr>
               <w:t>총생산량(톤)</w:t>
             </w:r>
@@ -1122,7 +1144,8 @@
             <w:r>
               <w:rPr>
                 <w:b w:val="0"/>
-                <w:sz w:val="20"/>
+                <w:sz w:val="22"/>
+                <w:szCs w:val="22"/>
               </w:rPr>
               <w:t>894,215</w:t>
             </w:r>
@@ -1141,7 +1164,8 @@
             <w:r>
               <w:rPr>
                 <w:b w:val="0"/>
-                <w:sz w:val="20"/>
+                <w:sz w:val="22"/>
+                <w:szCs w:val="22"/>
               </w:rPr>
               <w:t>593,017</w:t>
             </w:r>
@@ -1160,7 +1184,8 @@
             <w:r>
               <w:rPr>
                 <w:b w:val="0"/>
-                <w:sz w:val="20"/>
+                <w:sz w:val="22"/>
+                <w:szCs w:val="22"/>
               </w:rPr>
               <w:t>-33.7</w:t>
             </w:r>
@@ -1179,7 +1204,8 @@
             <w:r>
               <w:rPr>
                 <w:b w:val="0"/>
-                <w:sz w:val="20"/>
+                <w:sz w:val="22"/>
+                <w:szCs w:val="22"/>
               </w:rPr>
               <w:t>66.3</w:t>
             </w:r>
@@ -1196,6 +1222,7 @@
         <w:rPr>
           <w:b w:val="0"/>
           <w:sz w:val="22"/>
+          <w:szCs w:val="22"/>
         </w:rPr>
         <w:t>※ 전체 변화율(%) = (최종연도 값 − 시작연도 값) ÷ 시작연도 값 × 100</w:t>
       </w:r>
@@ -1209,6 +1236,7 @@
         <w:rPr>
           <w:b w:val="0"/>
           <w:sz w:val="22"/>
+          <w:szCs w:val="22"/>
         </w:rPr>
         <w:t>자료: 국가데이터처 KOSIS 「농작물생산조사」</w:t>
       </w:r>
@@ -1309,7 +1337,8 @@
       <w:r>
         <w:rPr>
           <w:b/>
-          <w:sz w:val="24"/>
+          <w:sz w:val="22"/>
+          <w:szCs w:val="22"/>
         </w:rPr>
         <w:t>3. 결과 해석</w:t>
       </w:r>
@@ -1323,6 +1352,8 @@
       <w:r>
         <w:rPr>
           <w:b/>
+          <w:sz w:val="22"/>
+          <w:szCs w:val="22"/>
         </w:rPr>
         <w:t>① 재배면적 감소와 지역별 차이</w:t>
       </w:r>
@@ -1338,6 +1369,7 @@
         <w:rPr>
           <w:rFonts w:ascii="맑은 고딕" w:hAnsi="맑은 고딕"/>
           <w:sz w:val="22"/>
+          <w:szCs w:val="22"/>
         </w:rPr>
         <w:t>감자 재배면적은 2005년 32,728ha에서 2024년 23,969ha로 26.8% 감소했습니다. 그래프 1을 보면 2006~2007년에 크게 줄어든 뒤에도 2005년 수준을 회복하지 못했고, 2022년에는 20,088ha로 가장 적었습니다. 저는 감소 폭보다 이런 흐름이 오래 이어졌다는 점에 주목했습니다. 한 해의 작황이 나빠 생산량이 줄어든 문제와는 달리, 감자를 재배하는 규모 자체가 작아진 이유를 살펴봐야 하기 때문입니다.</w:t>
       </w:r>
@@ -1353,6 +1385,7 @@
         <w:rPr>
           <w:rFonts w:ascii="맑은 고딕" w:hAnsi="맑은 고딕"/>
           <w:sz w:val="22"/>
+          <w:szCs w:val="22"/>
         </w:rPr>
         <w:t>지역별로는 제주특별자치도의 재배면적이 6,174ha에서 1,803ha로 줄었습니다. 감소 면적은 4,371ha로 전국 감소분 8,759ha의 약 절반입니다. 전국 감소분의 절반이 한 지역에 집중된 만큼, 지역별 사정을 확인하지 않고 일률적인 대책부터 세우는 것은 성급하다고 생각합니다. 다만 면적 통계만으로는 제주에서 감자 재배가 줄어든 이유까지 알 수 없습니다.</w:t>
       </w:r>
@@ -1366,6 +1399,8 @@
       <w:r>
         <w:rPr>
           <w:b/>
+          <w:sz w:val="22"/>
+          <w:szCs w:val="22"/>
         </w:rPr>
         <w:t>② 단수와 총생산량의 흐름</w:t>
       </w:r>
@@ -1381,6 +1416,7 @@
         <w:rPr>
           <w:rFonts w:ascii="맑은 고딕" w:hAnsi="맑은 고딕"/>
           <w:sz w:val="22"/>
+          <w:szCs w:val="22"/>
         </w:rPr>
         <w:t>단수는 2005년 2,732kg/10a에서 2024년 2,474kg/10a로 9.4% 줄었습니다. 재배면적에 비해 감소 폭은 작지만 연도별 차이는 컸습니다. 2008년에는 2,943kg/10a로 가장 높았고, 2017년에는 2,225kg/10a로 가장 낮았습니다. 일정한 속도로 감소했다기보다 해마다 작황이 달랐다고 보는 편이 적절합니다.</w:t>
       </w:r>
@@ -1396,6 +1432,7 @@
         <w:rPr>
           <w:rFonts w:ascii="맑은 고딕" w:hAnsi="맑은 고딕"/>
           <w:sz w:val="22"/>
+          <w:szCs w:val="22"/>
         </w:rPr>
         <w:t>총생산량은 894,215톤에서 593,017톤으로 33.7% 감소했습니다. 재배면적이 가장 적었던 해는 2022년이지만, 생산량이 가장 적었던 해는 2017년(466,755톤)이었습니다. 이 해에는 단수도 최저치를 기록했습니다. 장기적으로는 재배면적 축소가 큰 영향을 주었지만, 개별 연도의 생산량은 단수에 따라 크게 달라졌습니다. 따라서 재배면적만으로 그해의 수확량을 예상하는 데에는 무리가 있습니다.</w:t>
       </w:r>
@@ -1409,6 +1446,8 @@
       <w:r>
         <w:rPr>
           <w:b/>
+          <w:sz w:val="22"/>
+          <w:szCs w:val="22"/>
         </w:rPr>
         <w:t>③ 생산량 감소에 더 크게 작용한 요인</w:t>
       </w:r>
@@ -1424,6 +1463,7 @@
         <w:rPr>
           <w:rFonts w:ascii="맑은 고딕" w:hAnsi="맑은 고딕"/>
           <w:sz w:val="22"/>
+          <w:szCs w:val="22"/>
         </w:rPr>
         <w:t>표 1에서 재배면적은 26.8%, 단수는 9.4% 감소했습니다. 그래프 3에서도 생산량 지수는 대체로 재배면적 지수와 비슷한 흐름을 보였습니다. 지난 20년간 생산량이 33.7% 줄어든 데에는 단수 하락보다 재배면적 축소가 더 크게 작용했다고 판단했습니다.</w:t>
       </w:r>
@@ -1439,6 +1479,7 @@
         <w:rPr>
           <w:rFonts w:ascii="맑은 고딕" w:hAnsi="맑은 고딕"/>
           <w:sz w:val="22"/>
+          <w:szCs w:val="22"/>
         </w:rPr>
         <w:t>2024년 재배면적에서 2005년의 생산량을 내려면 단수가 얼마나 높아져야 하는지도 계산했습니다. 필요한 단수는 약 3,731kg/10a로, 분석 기간 중 가장 높았던 2008년의 2,943kg/10a보다 약 27% 높은 수준입니다. 저는 이 차이 때문에 단수 향상만을 생산량 회복의 해법으로 제시하기 어렵다고 봅니다. 농가가 감자 재배면적을 유지할 수 있는 조건도 함께 살펴야 합니다.</w:t>
       </w:r>
@@ -1454,6 +1495,7 @@
         <w:rPr>
           <w:rFonts w:ascii="맑은 고딕" w:hAnsi="맑은 고딕"/>
           <w:sz w:val="22"/>
+          <w:szCs w:val="22"/>
         </w:rPr>
         <w:t>재배면적은 농가의 작목 선택과도 관련이 있을 수 있습니다. 2011년 보도에는 전년도 감자 가격이 하락한 뒤 제주 지역에서 당근이나 무로 작목을 전환한 사례가 소개됐습니다(경북매일신문, 2011.10.25). 실제로 2011년 가을감자 재배면적은 전년보다 19.0% 감소했습니다. 이 사례에서는 가격 변동이 당장의 판매 수익뿐 아니라 다음 해 재배면적에도 영향을 줄 수 있다는 점을 생각하게 됐습니다.</w:t>
       </w:r>
@@ -1469,6 +1511,7 @@
         <w:rPr>
           <w:rFonts w:ascii="맑은 고딕" w:hAnsi="맑은 고딕"/>
           <w:sz w:val="22"/>
+          <w:szCs w:val="22"/>
         </w:rPr>
         <w:t>물론 이 사례만으로 제주 지역의 20년간 재배면적 감소를 모두 설명할 수는 없습니다. 다른 작목의 수익성이나 생산비, 지역별 재배 여건도 함께 살펴야 합니다. 다만 감자 재배를 늘리려면 생산량을 높이는 방법뿐 아니라 농가가 다음 해에도 감자를 선택할 만한 경제적 조건이 갖춰져 있는지 따져 볼 필요가 있습니다.</w:t>
       </w:r>
@@ -1483,6 +1526,8 @@
       <w:r>
         <w:rPr>
           <w:b/>
+          <w:sz w:val="22"/>
+          <w:szCs w:val="22"/>
         </w:rPr>
         <w:t>④ 2006년과 2017년의 차이</w:t>
       </w:r>
@@ -1498,6 +1543,7 @@
         <w:rPr>
           <w:rFonts w:ascii="맑은 고딕" w:hAnsi="맑은 고딕"/>
           <w:sz w:val="22"/>
+          <w:szCs w:val="22"/>
         </w:rPr>
         <w:t>2006년에는 총생산량이 전년보다 29.4% 감소했습니다. 재배면적은 26.8% 줄었지만 단수는 3.6% 감소하는 데 그쳤습니다. 일반봄감자와 가을감자의 재배면적도 각각 25.3%, 39.5% 줄었습니다. 이때는 단수보다 재배면적 변화가 생산량 감소를 주도했습니다. 어떤 재배기술이 부족했는지를 논하기에 앞서 왜 감자를 심는 면적이 갑자기 줄었는지부터 살펴봐야 할 상황입니다.</w:t>
       </w:r>
@@ -1513,6 +1559,7 @@
         <w:rPr>
           <w:rFonts w:ascii="맑은 고딕" w:hAnsi="맑은 고딕"/>
           <w:sz w:val="22"/>
+          <w:szCs w:val="22"/>
         </w:rPr>
         <w:t>다만 2006년 재배면적 급감의 원인은 이번 통계에서 확인하지 못했습니다. 생산량 감소에 크게 작용한 요인과 그 요인이 달라진 이유는 구분해서 판단해야 한다고 생각합니다.</w:t>
       </w:r>
@@ -1528,6 +1575,7 @@
         <w:rPr>
           <w:rFonts w:ascii="맑은 고딕" w:hAnsi="맑은 고딕"/>
           <w:sz w:val="22"/>
+          <w:szCs w:val="22"/>
         </w:rPr>
         <w:t>반면 2017년은 재배면적이 4.7% 감소한 데 비해 단수가 11.9% 떨어졌습니다. 총생산량은 16.0% 줄었고, 일반봄감자의 단수도 2,152kg/10a로 분석 기간 중 가장 낮았습니다. 2006년과 달리 이 해에는 재배면적보다 수확량을 떨어뜨린 생육·재배 조건을 먼저 살펴야 합니다. 다만 어떤 기상 요인이 작황 부진에 결정적으로 작용했는지는 자료만으로 판단하기 어렵습니다.</w:t>
       </w:r>
@@ -1543,6 +1591,7 @@
         <w:rPr>
           <w:rFonts w:ascii="맑은 고딕" w:hAnsi="맑은 고딕"/>
           <w:sz w:val="22"/>
+          <w:szCs w:val="22"/>
         </w:rPr>
         <w:t>비즈워치는 2017년의 작황 부진과 2018년의 한파 이후 감자 가격이 상승했다고 보도했습니다(2018.5.9). 생산량이 줄면 가격에도 영향을 줄 수 있으므로 단수 변화는 농가의 문제에만 그치지 않습니다. 다만 기사에 나온 2017년 생산량 감소율(20.7%)은 이번 KOSIS 자료(16.0%)와 달라, 감소율 비교에는 KOSIS 수치를 사용했습니다.</w:t>
       </w:r>
@@ -1558,6 +1607,7 @@
         <w:rPr>
           <w:rFonts w:ascii="맑은 고딕" w:hAnsi="맑은 고딕"/>
           <w:sz w:val="22"/>
+          <w:szCs w:val="22"/>
         </w:rPr>
         <w:t>2018년과 2019년의 재배면적은 각각 11.6%, 14.6% 증가했습니다. 가격 상승이 재배 확대에 영향을 주었을 가능성은 있으나, 이를 확인하려면 작목별 수익성 자료가 더 필요합니다. 다만 농가가 전년도 가격에 따라 재배면적을 자주 바꾼다면 공급과 가격도 함께 흔들릴 수 있습니다. 저는 단수를 높이는 기술과 더불어 농가의 가격·소득 위험을 줄이는 방법도 논의할 필요가 있다고 생각합니다.</w:t>
       </w:r>
@@ -1571,7 +1621,8 @@
       <w:r>
         <w:rPr>
           <w:b/>
-          <w:sz w:val="24"/>
+          <w:sz w:val="22"/>
+          <w:szCs w:val="22"/>
         </w:rPr>
         <w:t>4. 맺음말</w:t>
       </w:r>
@@ -1587,6 +1638,7 @@
         <w:rPr>
           <w:rFonts w:ascii="맑은 고딕" w:hAnsi="맑은 고딕"/>
           <w:sz w:val="22"/>
+          <w:szCs w:val="22"/>
         </w:rPr>
         <w:t>이번 통계에서 가장 눈에 띈 것은 생산량이 33.7% 줄었다는 결과보다 재배면적이 장기간 회복되지 않았다는 사실입니다. 2024년 면적에서 2005년 생산량을 얻으려면 지난 20년간 최고 단수보다도 높은 수확량이 필요합니다. 단수 개선만으로 해결하기 어렵다는 판단을 하게 된 이유입니다. 반면 2017년처럼 단수가 크게 떨어진 해에는 재배면적이 많이 변하지 않아도 생산량이 급감했습니다.</w:t>
       </w:r>
@@ -1602,6 +1654,7 @@
         <w:rPr>
           <w:rFonts w:ascii="맑은 고딕" w:hAnsi="맑은 고딕"/>
           <w:sz w:val="22"/>
+          <w:szCs w:val="22"/>
         </w:rPr>
         <w:t>창고에서 물량 데이터를 다루다 보면 전체 물량이 줄었다는 숫자보다 어디에서 차이가 났는지를 먼저 살펴보게 됩니다. 감자도 마찬가지였습니다. 장기간 줄어든 재배면적을 단수 문제로만 설명한다면 농가가 감자를 덜 심게 된 이유는 놓치게 됩니다.</w:t>
       </w:r>
@@ -1617,6 +1670,7 @@
         <w:rPr>
           <w:rFonts w:ascii="맑은 고딕" w:hAnsi="맑은 고딕"/>
           <w:sz w:val="22"/>
+          <w:szCs w:val="22"/>
         </w:rPr>
         <w:t>저는 단수 향상만을 앞세우는 대책은 충분하지 않다고 봅니다. 재배면적 감소의 영향이 더 컸고, 그 감소분도 제주 지역에 상당 부분 집중돼 있었기 때문입니다. 우선 면적이 크게 줄어든 지역에서 농가가 감자 재배를 줄인 이유부터 조사해야 합니다. 이와 별도로 2017년처럼 단수가 급감한 해에는 작황이 나빠진 원인과 재배 관리 방법을 살펴야 할 것입니다. 생산량 감소를 하나의 문제로 묶기보다 원인에 맞게 접근하는 것이 이번 분석에서 내린 결론입니다.</w:t>
       </w:r>
@@ -1631,6 +1685,7 @@
         <w:rPr>
           <w:b/>
           <w:sz w:val="22"/>
+          <w:szCs w:val="22"/>
         </w:rPr>
         <w:t>자료 출처 및 참고문헌</w:t>
       </w:r>
@@ -1646,6 +1701,7 @@
         <w:rPr>
           <w:b w:val="0"/>
           <w:sz w:val="22"/>
+          <w:szCs w:val="22"/>
         </w:rPr>
         <w:t>국가데이터처, 「농작물생산조사」 통계표 '서류생산량(생서)', KOSIS 국가통계포털(kosis.kr), 2026.10.10. 다운로드.</w:t>
       </w:r>
@@ -1661,6 +1717,7 @@
         <w:rPr>
           <w:b w:val="0"/>
           <w:sz w:val="22"/>
+          <w:szCs w:val="22"/>
         </w:rPr>
         <w:t>경북매일신문(2011.10.25). 「감자 가격 급등… 생산량 줄어」(윤경보 기자). https://kbmaeil.com/article/201110250017072</w:t>
       </w:r>
@@ -1675,6 +1732,7 @@
         <w:rPr>
           <w:b w:val="0"/>
           <w:sz w:val="22"/>
+          <w:szCs w:val="22"/>
         </w:rPr>
         <w:t>비즈워치(2018.5.9). 「[핀셋] 감자?금자!① 감자전 한 장 1만5000원 된 사연」(정재웅 기자). https://news.bizwatch.co.kr/article/consumer/2018/05/08/0011</w:t>
       </w:r>
